--- a/data/revised_2026-10_full/tracked/v2/Core_Mathematics/SS3.1_Statistics_I/Core_Mathematics_Statistics_I_CBE_LessonSequence_TRACKED.docx
+++ b/data/revised_2026-10_full/tracked/v2/Core_Mathematics/SS3.1_Statistics_I/Core_Mathematics_Statistics_I_CBE_LessonSequence_TRACKED.docx
@@ -427,10 +427,10 @@
               <w:spacing w:after="40" w:before="0"/>
               <w:jc w:val="left"/>
               <w:rPr>
-                <w:ins w:id="9002" w:author="Claude (AI) - proposed" w:date="2026-10-15T20:14:33Z"/>
-              </w:rPr>
-            </w:pPr>
-            <w:ins w:id="9001" w:author="Claude (AI) - proposed" w:date="2026-10-15T20:14:33Z">
+                <w:ins w:id="9002" w:author="Claude (AI) - proposed" w:date="2026-10-18T00:28:07Z"/>
+              </w:rPr>
+            </w:pPr>
+            <w:ins w:id="9001" w:author="Claude (AI) - proposed" w:date="2026-10-18T00:28:07Z">
               <w:r>
                 <w:rPr>
                   <w:rFonts w:ascii="Arial" w:cs="Arial" w:eastAsia="Arial" w:hAnsi="Arial"/>
@@ -452,10 +452,10 @@
               <w:spacing w:after="40" w:before="0"/>
               <w:jc w:val="left"/>
               <w:rPr>
-                <w:del w:id="9004" w:author="Claude (AI) - proposed" w:date="2026-10-15T20:14:33Z"/>
-              </w:rPr>
-            </w:pPr>
-            <w:del w:id="9003" w:author="Claude (AI) - proposed" w:date="2026-10-15T20:14:33Z">
+                <w:del w:id="9004" w:author="Claude (AI) - proposed" w:date="2026-10-18T00:28:07Z"/>
+              </w:rPr>
+            </w:pPr>
+            <w:del w:id="9003" w:author="Claude (AI) - proposed" w:date="2026-10-18T00:28:07Z">
               <w:r>
                 <w:rPr>
                   <w:rFonts w:ascii="Arial" w:cs="Arial" w:eastAsia="Arial" w:hAnsi="Arial"/>
@@ -806,7 +806,7 @@
               </w:rPr>
               <w:t xml:space="preserve">f) promote data collection, organisation and </w:t>
             </w:r>
-            <w:del w:id="9005" w:author="Claude (AI) - proposed" w:date="2026-10-15T20:14:33Z">
+            <w:del w:id="9005" w:author="Claude (AI) - proposed" w:date="2026-10-18T00:28:07Z">
               <w:r>
                 <w:rPr>
                   <w:rFonts w:ascii="Arial" w:cs="Arial" w:eastAsia="Arial" w:hAnsi="Arial"/>
@@ -821,7 +821,7 @@
                 <w:delText xml:space="preserve">use in</w:delText>
               </w:r>
             </w:del>
-            <w:ins w:id="9006" w:author="Claude (AI) - proposed" w:date="2026-10-15T20:14:33Z">
+            <w:ins w:id="9006" w:author="Claude (AI) - proposed" w:date="2026-10-18T00:28:07Z">
               <w:r>
                 <w:rPr>
                   <w:rFonts w:ascii="Arial" w:cs="Arial" w:eastAsia="Arial" w:hAnsi="Arial"/>
@@ -2021,7 +2021,7 @@
               </w:rPr>
               <w:t xml:space="preserve">Lesson 6: Draw histograms with equal and unequal class widths (using frequency density) from the collected data; observe </w:t>
             </w:r>
-            <w:del w:id="9007" w:author="Claude (AI) - proposed" w:date="2026-10-15T20:14:33Z">
+            <w:del w:id="9007" w:author="Claude (AI) - proposed" w:date="2026-10-18T00:28:07Z">
               <w:r>
                 <w:rPr>
                   <w:rFonts w:ascii="Arial" w:cs="Arial" w:eastAsia="Arial" w:hAnsi="Arial"/>
@@ -2036,7 +2036,7 @@
                 <w:delText xml:space="preserve">where</w:delText>
               </w:r>
             </w:del>
-            <w:ins w:id="9008" w:author="Claude (AI) - proposed" w:date="2026-10-15T20:14:33Z">
+            <w:ins w:id="9008" w:author="Claude (AI) - proposed" w:date="2026-10-18T00:28:07Z">
               <w:r>
                 <w:rPr>
                   <w:rFonts w:ascii="Arial" w:cs="Arial" w:eastAsia="Arial" w:hAnsi="Arial"/>
@@ -2064,7 +2064,7 @@
               </w:rPr>
               <w:t xml:space="preserve"> the long gaps </w:t>
             </w:r>
-            <w:del w:id="9009" w:author="Claude (AI) - proposed" w:date="2026-10-15T20:14:33Z">
+            <w:del w:id="9009" w:author="Claude (AI) - proposed" w:date="2026-10-18T00:28:07Z">
               <w:r>
                 <w:rPr>
                   <w:rFonts w:ascii="Arial" w:cs="Arial" w:eastAsia="Arial" w:hAnsi="Arial"/>
@@ -2079,7 +2079,7 @@
                 <w:delText xml:space="preserve">appear</w:delText>
               </w:r>
             </w:del>
-            <w:ins w:id="9010" w:author="Claude (AI) - proposed" w:date="2026-10-15T20:14:33Z">
+            <w:ins w:id="9010" w:author="Claude (AI) - proposed" w:date="2026-10-18T00:28:07Z">
               <w:r>
                 <w:rPr>
                   <w:rFonts w:ascii="Arial" w:cs="Arial" w:eastAsia="Arial" w:hAnsi="Arial"/>
@@ -2397,7 +2397,7 @@
         </w:rPr>
         <w:t xml:space="preserve">© 2026 SeaVuria and ARES. This work is licensed under a </w:t>
       </w:r>
-      <w:hyperlink w:history="1" r:id="rIdwmejbe6_sc7sbzog0dosq">
+      <w:hyperlink w:history="1" r:id="rIdmfymr2qah5f2xr7t2ghve">
         <w:r>
           <w:rPr>
             <w:rFonts w:ascii="Arial" w:cs="Arial" w:eastAsia="Arial" w:hAnsi="Arial"/>
@@ -2417,7 +2417,7 @@
         </w:rPr>
         <w:t xml:space="preserve"> (</w:t>
       </w:r>
-      <w:hyperlink w:history="1" r:id="rIdy5sy66hqotp-0x0lbrsgd">
+      <w:hyperlink w:history="1" r:id="rIdvspntutegk7dsahqe14sa">
         <w:r>
           <w:rPr>
             <w:rFonts w:ascii="Arial" w:cs="Arial" w:eastAsia="Arial" w:hAnsi="Arial"/>
@@ -2437,7 +2437,7 @@
         </w:rPr>
         <w:t xml:space="preserve">). To view a copy of this license, visit </w:t>
       </w:r>
-      <w:hyperlink w:history="1" r:id="rIdv1wymjto6opln5rbw9t7w">
+      <w:hyperlink w:history="1" r:id="rIds2r7ngdepkrjgwnuso5_i">
         <w:r>
           <w:rPr>
             <w:rFonts w:ascii="Arial" w:cs="Arial" w:eastAsia="Arial" w:hAnsi="Arial"/>
@@ -2513,7 +2513,7 @@
               </w:rPr>
               <w:t xml:space="preserve">LESSON 1 (</w:t>
             </w:r>
-            <w:del w:id="9011" w:author="Claude (AI) - proposed" w:date="2026-10-15T20:14:33Z">
+            <w:del w:id="9011" w:author="Claude (AI) - proposed" w:date="2026-10-18T00:28:07Z">
               <w:r>
                 <w:rPr>
                   <w:rFonts w:ascii="Arial" w:cs="Arial" w:eastAsia="Arial" w:hAnsi="Arial"/>
@@ -2528,7 +2528,7 @@
                 <w:delText xml:space="preserve">40 minutes (one lesson of 40 minutes; the DQB and initial model work can continue in the first 10 minutes of Lesson 2 if needed</w:delText>
               </w:r>
             </w:del>
-            <w:ins w:id="9012" w:author="Claude (AI) - proposed" w:date="2026-10-15T20:14:33Z">
+            <w:ins w:id="9012" w:author="Claude (AI) - proposed" w:date="2026-10-18T00:28:07Z">
               <w:r>
                 <w:rPr>
                   <w:rFonts w:ascii="Arial" w:cs="Arial" w:eastAsia="Arial" w:hAnsi="Arial"/>
@@ -3231,7 +3231,7 @@
               </w:rPr>
               <w:t xml:space="preserve">Mwalimu Wanjiru opens by reading the county Road Safety Officer Ms Halima Abdi's statement about the 8,000 m stretch of Thika Road from Roysambu stage towards Ruiru: it has 21 designated crossing points and the average distance between them is about 400 m, so the road is well served. Learners then recall what they see at Ruaraka Hills Secondary School's gate each morning, with children dashing across away from zebra crossings and footbridges (undesignated crossings), and hear Mzee Otieno, a matatu driver, say that most of his near-misses happen in just one stretch. Learners predict whether the road is safe and record what they would need to know. In the Observe phase they study the officer's statement, a log of 12 near-misses kept by matatu drivers, and three short source cards (survey, observation, records) to see what data is and where it comes from. In the Explain phase pairs build a working meaning of data and statistics and plan which source would answer each question. The class creates the Driving Question Board, sorting questions under the three KICD key inquiry questions. Finally learners draw a first model of the road that shows where they think risk might be, to be revised in later lessons.</w:t>
             </w:r>
-            <w:ins w:id="9013" w:author="Claude (AI) - proposed" w:date="2026-10-15T20:14:33Z">
+            <w:ins w:id="9013" w:author="Claude (AI) - proposed" w:date="2026-10-18T00:28:07Z">
               <w:r>
                 <w:rPr>
                   <w:rFonts w:ascii="Arial" w:cs="Arial" w:eastAsia="Arial" w:hAnsi="Arial"/>
@@ -3534,7 +3534,7 @@
             <w:pPr>
               <w:spacing w:after="20" w:before="0"/>
             </w:pPr>
-            <w:hyperlink w:history="1" r:id="rId6cuapuzecnyyvebtz8mvc">
+            <w:hyperlink w:history="1" r:id="rIdmjfxrj3-diexityzvmavk">
               <w:r>
                 <w:rPr>
                   <w:rFonts w:ascii="Arial" w:cs="Arial" w:eastAsia="Arial" w:hAnsi="Arial"/>
@@ -3567,7 +3567,7 @@
               <w:spacing w:after="10" w:before="0"/>
               <w:ind w:left="120"/>
             </w:pPr>
-            <w:hyperlink w:history="1" r:id="rIdtsxtqe2ybe2wbz5qn0itr">
+            <w:hyperlink w:history="1" r:id="rId5qax7tw3jammrip1vfynn">
               <w:r>
                 <w:rPr>
                   <w:rFonts w:ascii="Arial" w:cs="Arial" w:eastAsia="Arial" w:hAnsi="Arial"/>
@@ -3612,7 +3612,7 @@
             <w:pPr>
               <w:spacing w:after="20" w:before="0"/>
             </w:pPr>
-            <w:hyperlink w:history="1" r:id="rIdjj_y_w_niwss1bqg0tc8z">
+            <w:hyperlink w:history="1" r:id="rIdjue06lo0smvd8weo_urjl">
               <w:r>
                 <w:rPr>
                   <w:rFonts w:ascii="Arial" w:cs="Arial" w:eastAsia="Arial" w:hAnsi="Arial"/>
@@ -3645,7 +3645,7 @@
               <w:spacing w:after="10" w:before="0"/>
               <w:ind w:left="120"/>
             </w:pPr>
-            <w:hyperlink w:history="1" r:id="rId5khnysu85wcaxqqj2nik_">
+            <w:hyperlink w:history="1" r:id="rIdew2sk_h-gh3aekn6jcwtm">
               <w:r>
                 <w:rPr>
                   <w:rFonts w:ascii="Arial" w:cs="Arial" w:eastAsia="Arial" w:hAnsi="Arial"/>
@@ -3845,7 +3845,7 @@
             <w:pPr>
               <w:spacing w:after="20" w:before="0"/>
             </w:pPr>
-            <w:hyperlink w:history="1" r:id="rIdchltxo_crynsdlxwwqpdk">
+            <w:hyperlink w:history="1" r:id="rIdmqegzj8-zmf1dd01bp5st">
               <w:r>
                 <w:rPr>
                   <w:rFonts w:ascii="Arial" w:cs="Arial" w:eastAsia="Arial" w:hAnsi="Arial"/>
@@ -3878,7 +3878,7 @@
               <w:spacing w:after="10" w:before="0"/>
               <w:ind w:left="120"/>
             </w:pPr>
-            <w:hyperlink w:history="1" r:id="rIdqu7587-j7ym2hh8gouwgr">
+            <w:hyperlink w:history="1" r:id="rIdgzqcb78gvhzgvskcsefzf">
               <w:r>
                 <w:rPr>
                   <w:rFonts w:ascii="Arial" w:cs="Arial" w:eastAsia="Arial" w:hAnsi="Arial"/>
@@ -3923,7 +3923,7 @@
             <w:pPr>
               <w:spacing w:after="20" w:before="0"/>
             </w:pPr>
-            <w:hyperlink w:history="1" r:id="rIdxql9_1ozgemutyncqok5h">
+            <w:hyperlink w:history="1" r:id="rIdefbc3xxez8d-8n4nb8jsr">
               <w:r>
                 <w:rPr>
                   <w:rFonts w:ascii="Arial" w:cs="Arial" w:eastAsia="Arial" w:hAnsi="Arial"/>
@@ -3956,7 +3956,7 @@
               <w:spacing w:after="10" w:before="0"/>
               <w:ind w:left="120"/>
             </w:pPr>
-            <w:hyperlink w:history="1" r:id="rIdgrkp1rzkec5dlybix3t4o">
+            <w:hyperlink w:history="1" r:id="rIdxeix4eqa8w6ftw2u3lxg4">
               <w:r>
                 <w:rPr>
                   <w:rFonts w:ascii="Arial" w:cs="Arial" w:eastAsia="Arial" w:hAnsi="Arial"/>
@@ -4156,7 +4156,7 @@
             <w:pPr>
               <w:spacing w:after="20" w:before="0"/>
             </w:pPr>
-            <w:hyperlink w:history="1" r:id="rIdtpti3sspnn-0nktf26z0r">
+            <w:hyperlink w:history="1" r:id="rIdnfzywot-_bug1mcstqndr">
               <w:r>
                 <w:rPr>
                   <w:rFonts w:ascii="Arial" w:cs="Arial" w:eastAsia="Arial" w:hAnsi="Arial"/>
@@ -4205,7 +4205,7 @@
               <w:spacing w:after="10" w:before="0"/>
               <w:ind w:left="120"/>
             </w:pPr>
-            <w:hyperlink w:history="1" r:id="rIdtoafxme4y6wwmcwtsjjye">
+            <w:hyperlink w:history="1" r:id="rIdezkjd1n6obirm4i5t90-e">
               <w:r>
                 <w:rPr>
                   <w:rFonts w:ascii="Arial" w:cs="Arial" w:eastAsia="Arial" w:hAnsi="Arial"/>
@@ -4250,7 +4250,7 @@
             <w:pPr>
               <w:spacing w:after="20" w:before="0"/>
             </w:pPr>
-            <w:hyperlink w:history="1" r:id="rIdob9zjpx6gk-m3ojvn57wf">
+            <w:hyperlink w:history="1" r:id="rIdr4ntgti-88prutcizft4y">
               <w:r>
                 <w:rPr>
                   <w:rFonts w:ascii="Arial" w:cs="Arial" w:eastAsia="Arial" w:hAnsi="Arial"/>
@@ -4299,7 +4299,7 @@
               <w:spacing w:after="10" w:before="0"/>
               <w:ind w:left="120"/>
             </w:pPr>
-            <w:hyperlink w:history="1" r:id="rIdobej6v9pvyy69z99zsdwc">
+            <w:hyperlink w:history="1" r:id="rId9h_l9n7_y5n3hzasdldk_">
               <w:r>
                 <w:rPr>
                   <w:rFonts w:ascii="Arial" w:cs="Arial" w:eastAsia="Arial" w:hAnsi="Arial"/>
@@ -4377,7 +4377,7 @@
               </w:rPr>
               <w:t xml:space="preserve">Say: 'In your own words, what are data? Write first, then talk.' Give 2 minutes silent writing, then pairs share. Cold-call 4 pairs, e.g. 'Kiprop and partner, give us your definition of data.' Use their words to build the class definition and do not simply dictate it. Ask: 'Is the officer's 400 m data? Where did it come from?' WAIT TIME 10-15 seconds. Press for the use of 'data' as plural: 'These data show...' Ask the follow-up: 'If we only knew the officer's figure, what else would we need to know?' When pairs choose sources, challenge them: 'You chose observation. Where will you stand? How will you keep safe? On which day and time?' Highlight integrity: 'How do we make sure our tallies are honest and accurate?' Stress that statistics is used in day-to-day life for decisions, such as a county deciding where to build a footbridge, a farmer in Kericho deciding when to pick tea, or a matatu sacco choosing routes. Name the Sub-strand key idea: 'To decide whether the road is well served we must collect data, organise it, represent it and interpret it.' Do not teach calculation of mean, median or mode; if asked, say 'We will test this in Lesson 3'.</w:t>
             </w:r>
-            <w:ins w:id="9014" w:author="Claude (AI) - proposed" w:date="2026-10-15T20:14:33Z">
+            <w:ins w:id="9014" w:author="Claude (AI) - proposed" w:date="2026-10-18T00:28:07Z">
               <w:r>
                 <w:rPr>
                   <w:rFonts w:ascii="Arial" w:cs="Arial" w:eastAsia="Arial" w:hAnsi="Arial"/>
@@ -4514,7 +4514,7 @@
             <w:pPr>
               <w:spacing w:after="20" w:before="0"/>
             </w:pPr>
-            <w:hyperlink w:history="1" r:id="rIdbbpdvdmqejvdzpdy55tmt">
+            <w:hyperlink w:history="1" r:id="rIdstocotq_gpwvuj-i-kycc">
               <w:r>
                 <w:rPr>
                   <w:rFonts w:ascii="Arial" w:cs="Arial" w:eastAsia="Arial" w:hAnsi="Arial"/>
@@ -4563,7 +4563,7 @@
               <w:spacing w:after="10" w:before="0"/>
               <w:ind w:left="120"/>
             </w:pPr>
-            <w:hyperlink w:history="1" r:id="rIdxbk8owefxquzuhwg34qjq">
+            <w:hyperlink w:history="1" r:id="rIdgyx4lk9slx3qrqtnbgcfh">
               <w:r>
                 <w:rPr>
                   <w:rFonts w:ascii="Arial" w:cs="Arial" w:eastAsia="Arial" w:hAnsi="Arial"/>
@@ -4608,7 +4608,7 @@
             <w:pPr>
               <w:spacing w:after="20" w:before="0"/>
             </w:pPr>
-            <w:hyperlink w:history="1" r:id="rIda3afwx99iqnvmpv5dbkk-">
+            <w:hyperlink w:history="1" r:id="rId9ra6j2bpavhe5eyhqqc2u">
               <w:r>
                 <w:rPr>
                   <w:rFonts w:ascii="Arial" w:cs="Arial" w:eastAsia="Arial" w:hAnsi="Arial"/>
@@ -4657,7 +4657,7 @@
               <w:spacing w:after="10" w:before="0"/>
               <w:ind w:left="120"/>
             </w:pPr>
-            <w:hyperlink w:history="1" r:id="rIdgakvyqxma9fk-phfm6l2y">
+            <w:hyperlink w:history="1" r:id="rIdzs3yjhola5ucjwfeuholi">
               <w:r>
                 <w:rPr>
                   <w:rFonts w:ascii="Arial" w:cs="Arial" w:eastAsia="Arial" w:hAnsi="Arial"/>
@@ -4857,7 +4857,7 @@
             <w:pPr>
               <w:spacing w:after="20" w:before="0"/>
             </w:pPr>
-            <w:hyperlink w:history="1" r:id="rIdaokeiyeieqkwwc4lmtr5f">
+            <w:hyperlink w:history="1" r:id="rIdek4yrfm5phjoyt2kctiay">
               <w:r>
                 <w:rPr>
                   <w:rFonts w:ascii="Arial" w:cs="Arial" w:eastAsia="Arial" w:hAnsi="Arial"/>
@@ -4906,7 +4906,7 @@
               <w:spacing w:after="10" w:before="0"/>
               <w:ind w:left="120"/>
             </w:pPr>
-            <w:hyperlink w:history="1" r:id="rIdpanxyfs4nbqmbuk5uowyb">
+            <w:hyperlink w:history="1" r:id="rIdtlvy_f5og2jld1pazxgom">
               <w:r>
                 <w:rPr>
                   <w:rFonts w:ascii="Arial" w:cs="Arial" w:eastAsia="Arial" w:hAnsi="Arial"/>
@@ -4951,7 +4951,7 @@
             <w:pPr>
               <w:spacing w:after="20" w:before="0"/>
             </w:pPr>
-            <w:hyperlink w:history="1" r:id="rIdnkhkh4j5u8x3docic02ia">
+            <w:hyperlink w:history="1" r:id="rIdfhmpwzoni25q0tdrzpoqt">
               <w:r>
                 <w:rPr>
                   <w:rFonts w:ascii="Arial" w:cs="Arial" w:eastAsia="Arial" w:hAnsi="Arial"/>
@@ -5000,7 +5000,7 @@
               <w:spacing w:after="10" w:before="0"/>
               <w:ind w:left="120"/>
             </w:pPr>
-            <w:hyperlink w:history="1" r:id="rId-kqm5kqb6bmhxaznlpn5g">
+            <w:hyperlink w:history="1" r:id="rIdsi6hxvwmba9g0y79sp4bk">
               <w:r>
                 <w:rPr>
                   <w:rFonts w:ascii="Arial" w:cs="Arial" w:eastAsia="Arial" w:hAnsi="Arial"/>
@@ -5525,7 +5525,7 @@
         </w:rPr>
         <w:t xml:space="preserve">© 2026 SeaVuria and ARES. Aligned with KICD objectives. Developed by SeaVuria; technical implementation by ARES (with AI assistance from Claude). Licensed under </w:t>
       </w:r>
-      <w:hyperlink w:history="1" r:id="rIdp8skary9gi-micm6evkrp">
+      <w:hyperlink w:history="1" r:id="rIdqemzrwzwjx_2npzmt_2l7">
         <w:r>
           <w:rPr>
             <w:rFonts w:ascii="Arial" w:cs="Arial" w:eastAsia="Arial" w:hAnsi="Arial"/>
@@ -5546,7 +5546,7 @@
         </w:rPr>
         <w:t xml:space="preserve"> (</w:t>
       </w:r>
-      <w:hyperlink w:history="1" r:id="rIdjmkl-u6avhdttj-8bwv9h">
+      <w:hyperlink w:history="1" r:id="rId2nvpaamuzgcezc7xhlwsa">
         <w:r>
           <w:rPr>
             <w:rFonts w:ascii="Arial" w:cs="Arial" w:eastAsia="Arial" w:hAnsi="Arial"/>
@@ -5623,7 +5623,7 @@
               </w:rPr>
               <w:t xml:space="preserve">LESSON 2 (</w:t>
             </w:r>
-            <w:del w:id="9015" w:author="Claude (AI) - proposed" w:date="2026-10-15T20:14:33Z">
+            <w:del w:id="9015" w:author="Claude (AI) - proposed" w:date="2026-10-18T00:28:07Z">
               <w:r>
                 <w:rPr>
                   <w:rFonts w:ascii="Arial" w:cs="Arial" w:eastAsia="Arial" w:hAnsi="Arial"/>
@@ -5638,7 +5638,7 @@
                 <w:delText xml:space="preserve">40 minutes (one lesson</w:delText>
               </w:r>
             </w:del>
-            <w:ins w:id="9016" w:author="Claude (AI) - proposed" w:date="2026-10-15T20:14:33Z">
+            <w:ins w:id="9016" w:author="Claude (AI) - proposed" w:date="2026-10-18T00:28:07Z">
               <w:r>
                 <w:rPr>
                   <w:rFonts w:ascii="Arial" w:cs="Arial" w:eastAsia="Arial" w:hAnsi="Arial"/>
@@ -6341,7 +6341,7 @@
               </w:rPr>
               <w:t xml:space="preserve">Ruaraka Hills Secondary School is on Thika Road, Nairobi. Mwalimu Wanjiru reminds learners of the plan from Lesson 1: to test Ms Halima Abdi's claim, the class must count the 21 designated crossing points, measure the 20 gaps between them in metres, and count pedestrians crossing at undesignated spots in each gap during the Tuesday 6:30-7:30 am count. First, learners practise tallying with a quick classroom activity (counting matatu stage names or ugali, githeri and mandazi choices from a mini-survey). Then group leaders Achieng (tallies), Kiprop (tables) and Njeri (checking and graph preparation later) lead groups in working from the raw gap list: G1 200 m, G2 150 m, G3 250 m and so on to G20 200 m. Groups build the ungrouped frequency table for gaps (100:3, 150:2, 200:4, 250:3, 300:2, 600:1, 700:1, 800:1, 1000:1, 1050:1, 1100:1; total 20) and for pedestrians per gap (1:2, 2:3, 3:4, 4:3, 5:2, 15:1, 18:1, 22:1, 26:1, 28:1, 31:1; total 20 gaps). They check that gaps sum to 8,000 m and pedestrians to 182 using the frequency table, then notice that most values are small but a handful are very large. The officer's claim is true but incomplete; today learners see the first hint of why, without computing any average.</w:t>
             </w:r>
-            <w:ins w:id="9017" w:author="Claude (AI) - proposed" w:date="2026-10-15T20:14:33Z">
+            <w:ins w:id="9017" w:author="Claude (AI) - proposed" w:date="2026-10-18T00:28:07Z">
               <w:r>
                 <w:rPr>
                   <w:rFonts w:ascii="Arial" w:cs="Arial" w:eastAsia="Arial" w:hAnsi="Arial"/>
@@ -6644,7 +6644,7 @@
             <w:pPr>
               <w:spacing w:after="20" w:before="0"/>
             </w:pPr>
-            <w:hyperlink w:history="1" r:id="rIds51ouo-4dtwvvasyywvwj">
+            <w:hyperlink w:history="1" r:id="rId7rn9ph-bdeswnjyb33wh6">
               <w:r>
                 <w:rPr>
                   <w:rFonts w:ascii="Arial" w:cs="Arial" w:eastAsia="Arial" w:hAnsi="Arial"/>
@@ -6677,7 +6677,7 @@
               <w:spacing w:after="10" w:before="0"/>
               <w:ind w:left="120"/>
             </w:pPr>
-            <w:hyperlink w:history="1" r:id="rIdg3gondiyejuetgw_a_fnf">
+            <w:hyperlink w:history="1" r:id="rIdgad1lhnsq5t5s4ulvsiet">
               <w:r>
                 <w:rPr>
                   <w:rFonts w:ascii="Arial" w:cs="Arial" w:eastAsia="Arial" w:hAnsi="Arial"/>
@@ -6722,7 +6722,7 @@
             <w:pPr>
               <w:spacing w:after="20" w:before="0"/>
             </w:pPr>
-            <w:hyperlink w:history="1" r:id="rIdmgbsgeimcsl2sl44hyeyq">
+            <w:hyperlink w:history="1" r:id="rIdfw-cbazaxt0mglg-j_v7p">
               <w:r>
                 <w:rPr>
                   <w:rFonts w:ascii="Arial" w:cs="Arial" w:eastAsia="Arial" w:hAnsi="Arial"/>
@@ -6755,7 +6755,7 @@
               <w:spacing w:after="10" w:before="0"/>
               <w:ind w:left="120"/>
             </w:pPr>
-            <w:hyperlink w:history="1" r:id="rIdbvruzki8ywg7w0aka2dqi">
+            <w:hyperlink w:history="1" r:id="rIdfcvh6vspoomkucqis1gvo">
               <w:r>
                 <w:rPr>
                   <w:rFonts w:ascii="Arial" w:cs="Arial" w:eastAsia="Arial" w:hAnsi="Arial"/>
@@ -6955,7 +6955,7 @@
             <w:pPr>
               <w:spacing w:after="20" w:before="0"/>
             </w:pPr>
-            <w:hyperlink w:history="1" r:id="rIdtcqlxi_-lphcozu_ga9st">
+            <w:hyperlink w:history="1" r:id="rIdoaxfs7ig2hed3yz3appo5">
               <w:r>
                 <w:rPr>
                   <w:rFonts w:ascii="Arial" w:cs="Arial" w:eastAsia="Arial" w:hAnsi="Arial"/>
@@ -6988,7 +6988,7 @@
               <w:spacing w:after="10" w:before="0"/>
               <w:ind w:left="120"/>
             </w:pPr>
-            <w:hyperlink w:history="1" r:id="rIdsjiximxmnvc4n5xhhjok9">
+            <w:hyperlink w:history="1" r:id="rIdvkajhdnwy-1onbgbbenjm">
               <w:r>
                 <w:rPr>
                   <w:rFonts w:ascii="Arial" w:cs="Arial" w:eastAsia="Arial" w:hAnsi="Arial"/>
@@ -7033,7 +7033,7 @@
             <w:pPr>
               <w:spacing w:after="20" w:before="0"/>
             </w:pPr>
-            <w:hyperlink w:history="1" r:id="rIdovjktn_zo9rk9kn_9muc0">
+            <w:hyperlink w:history="1" r:id="rIdsfedy1p8rnxir1ehy9ox9">
               <w:r>
                 <w:rPr>
                   <w:rFonts w:ascii="Arial" w:cs="Arial" w:eastAsia="Arial" w:hAnsi="Arial"/>
@@ -7066,7 +7066,7 @@
               <w:spacing w:after="10" w:before="0"/>
               <w:ind w:left="120"/>
             </w:pPr>
-            <w:hyperlink w:history="1" r:id="rIdxshi27miogedpdqd8wtbi">
+            <w:hyperlink w:history="1" r:id="rId0prkh_f1nvz1dmremtky3">
               <w:r>
                 <w:rPr>
                   <w:rFonts w:ascii="Arial" w:cs="Arial" w:eastAsia="Arial" w:hAnsi="Arial"/>
@@ -7266,7 +7266,7 @@
             <w:pPr>
               <w:spacing w:after="20" w:before="0"/>
             </w:pPr>
-            <w:hyperlink w:history="1" r:id="rId7ulnbqfyoxooyezxortmg">
+            <w:hyperlink w:history="1" r:id="rId9fzjsk32_c2j7qomgxyfh">
               <w:r>
                 <w:rPr>
                   <w:rFonts w:ascii="Arial" w:cs="Arial" w:eastAsia="Arial" w:hAnsi="Arial"/>
@@ -7315,7 +7315,7 @@
               <w:spacing w:after="10" w:before="0"/>
               <w:ind w:left="120"/>
             </w:pPr>
-            <w:hyperlink w:history="1" r:id="rId3e_ba7iwst5n5itflsz_-">
+            <w:hyperlink w:history="1" r:id="rIdg8cg2tdopjq81-hvm0zqv">
               <w:r>
                 <w:rPr>
                   <w:rFonts w:ascii="Arial" w:cs="Arial" w:eastAsia="Arial" w:hAnsi="Arial"/>
@@ -7360,7 +7360,7 @@
             <w:pPr>
               <w:spacing w:after="20" w:before="0"/>
             </w:pPr>
-            <w:hyperlink w:history="1" r:id="rIdcalghfufe7hhds8e_vnbf">
+            <w:hyperlink w:history="1" r:id="rIdksxwtc2vjkq53bbdmrdbp">
               <w:r>
                 <w:rPr>
                   <w:rFonts w:ascii="Arial" w:cs="Arial" w:eastAsia="Arial" w:hAnsi="Arial"/>
@@ -7393,7 +7393,7 @@
               <w:spacing w:after="10" w:before="0"/>
               <w:ind w:left="120"/>
             </w:pPr>
-            <w:hyperlink w:history="1" r:id="rId2mj-7cq3khhi252wfe83g">
+            <w:hyperlink w:history="1" r:id="rIdsk6hetzjpqmm4u_qua4gl">
               <w:r>
                 <w:rPr>
                   <w:rFonts w:ascii="Arial" w:cs="Arial" w:eastAsia="Arial" w:hAnsi="Arial"/>
@@ -7593,7 +7593,7 @@
             <w:pPr>
               <w:spacing w:after="20" w:before="0"/>
             </w:pPr>
-            <w:hyperlink w:history="1" r:id="rIdob1cmb3aj-ahwc4vwwhct">
+            <w:hyperlink w:history="1" r:id="rIdy3jf78n3xglug9rc4p46b">
               <w:r>
                 <w:rPr>
                   <w:rFonts w:ascii="Arial" w:cs="Arial" w:eastAsia="Arial" w:hAnsi="Arial"/>
@@ -7642,7 +7642,7 @@
               <w:spacing w:after="10" w:before="0"/>
               <w:ind w:left="120"/>
             </w:pPr>
-            <w:hyperlink w:history="1" r:id="rIdiawwvabjlbkxzn4kntvko">
+            <w:hyperlink w:history="1" r:id="rIdt8ck_5rmziwfbtt8eooyl">
               <w:r>
                 <w:rPr>
                   <w:rFonts w:ascii="Arial" w:cs="Arial" w:eastAsia="Arial" w:hAnsi="Arial"/>
@@ -7687,7 +7687,7 @@
             <w:pPr>
               <w:spacing w:after="20" w:before="0"/>
             </w:pPr>
-            <w:hyperlink w:history="1" r:id="rIdjji2hpvg7ptjtnsu5isfi">
+            <w:hyperlink w:history="1" r:id="rId_vpvvhkjkj9jyph6ktopy">
               <w:r>
                 <w:rPr>
                   <w:rFonts w:ascii="Arial" w:cs="Arial" w:eastAsia="Arial" w:hAnsi="Arial"/>
@@ -7720,7 +7720,7 @@
               <w:spacing w:after="10" w:before="0"/>
               <w:ind w:left="120"/>
             </w:pPr>
-            <w:hyperlink w:history="1" r:id="rId24cnetl0rx_8j1n4f_b4l">
+            <w:hyperlink w:history="1" r:id="rIdkdi069de058_c4_juotzs">
               <w:r>
                 <w:rPr>
                   <w:rFonts w:ascii="Arial" w:cs="Arial" w:eastAsia="Arial" w:hAnsi="Arial"/>
@@ -7920,7 +7920,7 @@
             <w:pPr>
               <w:spacing w:after="20" w:before="0"/>
             </w:pPr>
-            <w:hyperlink w:history="1" r:id="rIdqd6_olkwow9_6qw002e6v">
+            <w:hyperlink w:history="1" r:id="rIdaqpojebf2aepkrkspw12f">
               <w:r>
                 <w:rPr>
                   <w:rFonts w:ascii="Arial" w:cs="Arial" w:eastAsia="Arial" w:hAnsi="Arial"/>
@@ -7969,7 +7969,7 @@
               <w:spacing w:after="10" w:before="0"/>
               <w:ind w:left="120"/>
             </w:pPr>
-            <w:hyperlink w:history="1" r:id="rIdyipc0rlhjdrp4r0_r-n8k">
+            <w:hyperlink w:history="1" r:id="rIdvydac5jvgx-0ciy9yhq4m">
               <w:r>
                 <w:rPr>
                   <w:rFonts w:ascii="Arial" w:cs="Arial" w:eastAsia="Arial" w:hAnsi="Arial"/>
@@ -8014,7 +8014,7 @@
             <w:pPr>
               <w:spacing w:after="20" w:before="0"/>
             </w:pPr>
-            <w:hyperlink w:history="1" r:id="rIdjro4eizz8q8dkxiosjagw">
+            <w:hyperlink w:history="1" r:id="rIdsspoqgqeevahjhopxass5">
               <w:r>
                 <w:rPr>
                   <w:rFonts w:ascii="Arial" w:cs="Arial" w:eastAsia="Arial" w:hAnsi="Arial"/>
@@ -8047,7 +8047,7 @@
               <w:spacing w:after="10" w:before="0"/>
               <w:ind w:left="120"/>
             </w:pPr>
-            <w:hyperlink w:history="1" r:id="rIdprdc8fqmf8geztaf4iztt">
+            <w:hyperlink w:history="1" r:id="rIdy4wxrd1v9mdxr2_jw-6ax">
               <w:r>
                 <w:rPr>
                   <w:rFonts w:ascii="Arial" w:cs="Arial" w:eastAsia="Arial" w:hAnsi="Arial"/>
@@ -8572,7 +8572,7 @@
         </w:rPr>
         <w:t xml:space="preserve">© 2026 SeaVuria and ARES. Aligned with KICD objectives. Developed by SeaVuria; technical implementation by ARES (with AI assistance from Claude). Licensed under </w:t>
       </w:r>
-      <w:hyperlink w:history="1" r:id="rIdo_jtevnddtylkalrm1k92">
+      <w:hyperlink w:history="1" r:id="rIdiikwajqcywj84zmnm_ryt">
         <w:r>
           <w:rPr>
             <w:rFonts w:ascii="Arial" w:cs="Arial" w:eastAsia="Arial" w:hAnsi="Arial"/>
@@ -8593,7 +8593,7 @@
         </w:rPr>
         <w:t xml:space="preserve"> (</w:t>
       </w:r>
-      <w:hyperlink w:history="1" r:id="rIdmvx7rfjkreqk-kxnvjptp">
+      <w:hyperlink w:history="1" r:id="rIdje_gumq9iujqntnmn1zic">
         <w:r>
           <w:rPr>
             <w:rFonts w:ascii="Arial" w:cs="Arial" w:eastAsia="Arial" w:hAnsi="Arial"/>
@@ -9633,7 +9633,7 @@
             <w:pPr>
               <w:spacing w:after="20" w:before="0"/>
             </w:pPr>
-            <w:hyperlink w:history="1" r:id="rIdklgu6wqzzhxr1sc-exrnd">
+            <w:hyperlink w:history="1" r:id="rIdrezvvsuczrf5hzkl8dkrd">
               <w:r>
                 <w:rPr>
                   <w:rFonts w:ascii="Arial" w:cs="Arial" w:eastAsia="Arial" w:hAnsi="Arial"/>
@@ -9666,7 +9666,7 @@
               <w:spacing w:after="10" w:before="0"/>
               <w:ind w:left="120"/>
             </w:pPr>
-            <w:hyperlink w:history="1" r:id="rIdc0c9gygtdhjkd_ch6cwt4">
+            <w:hyperlink w:history="1" r:id="rIdj3awjl-v42slkfi27snpn">
               <w:r>
                 <w:rPr>
                   <w:rFonts w:ascii="Arial" w:cs="Arial" w:eastAsia="Arial" w:hAnsi="Arial"/>
@@ -9711,7 +9711,7 @@
             <w:pPr>
               <w:spacing w:after="20" w:before="0"/>
             </w:pPr>
-            <w:hyperlink w:history="1" r:id="rIdt0w7tzpq4oyjvi5ezauby">
+            <w:hyperlink w:history="1" r:id="rIdsdfwqby4nqqoedsgjm1vr">
               <w:r>
                 <w:rPr>
                   <w:rFonts w:ascii="Arial" w:cs="Arial" w:eastAsia="Arial" w:hAnsi="Arial"/>
@@ -9744,7 +9744,7 @@
               <w:spacing w:after="10" w:before="0"/>
               <w:ind w:left="120"/>
             </w:pPr>
-            <w:hyperlink w:history="1" r:id="rIdupymyx5dyjy4bfeq9vxzs">
+            <w:hyperlink w:history="1" r:id="rIdebt2gozfiqzhbw62hl45_">
               <w:r>
                 <w:rPr>
                   <w:rFonts w:ascii="Arial" w:cs="Arial" w:eastAsia="Arial" w:hAnsi="Arial"/>
@@ -9822,7 +9822,7 @@
               </w:rPr>
               <w:t xml:space="preserve">Display the frequency table from Lesson 2 and read the officer's claim aloud. Say: 'Ms Halima Abdi says the average gap is about 400 m. Before we calculate anything, what do YOU think the mean, median and mode will be? Write your prediction first, then your reason.' Give 2 minutes of silent writing, then WAIT TIME of 10-15 seconds after asking: 'Do you think they will all be the same?' Cold-call 4 learners from different groups (not volunteers) to share and ask a fifth learner to restate one prediction in their own words. Pose the vegetable-price analogy and ask: 'Which number would you tell a new neighbour is the normal price?' </w:t>
             </w:r>
-            <w:ins w:id="9018" w:author="Claude (AI) - proposed" w:date="2026-10-15T20:14:33Z">
+            <w:ins w:id="9018" w:author="Claude (AI) - proposed" w:date="2026-10-18T00:28:07Z">
               <w:r>
                 <w:rPr>
                   <w:rFonts w:ascii="Arial" w:cs="Arial" w:eastAsia="Arial" w:hAnsi="Arial"/>
@@ -9972,7 +9972,7 @@
             <w:pPr>
               <w:spacing w:after="20" w:before="0"/>
             </w:pPr>
-            <w:hyperlink w:history="1" r:id="rIdioxcepaasukqrruz6c8jn">
+            <w:hyperlink w:history="1" r:id="rIdezxlmotjm7r83fxrf7iwr">
               <w:r>
                 <w:rPr>
                   <w:rFonts w:ascii="Arial" w:cs="Arial" w:eastAsia="Arial" w:hAnsi="Arial"/>
@@ -10005,7 +10005,7 @@
               <w:spacing w:after="10" w:before="0"/>
               <w:ind w:left="120"/>
             </w:pPr>
-            <w:hyperlink w:history="1" r:id="rIdf0epmwa3zocdcgw1sfsox">
+            <w:hyperlink w:history="1" r:id="rIdh370namtlzjxh8iklyc-v">
               <w:r>
                 <w:rPr>
                   <w:rFonts w:ascii="Arial" w:cs="Arial" w:eastAsia="Arial" w:hAnsi="Arial"/>
@@ -10050,7 +10050,7 @@
             <w:pPr>
               <w:spacing w:after="20" w:before="0"/>
             </w:pPr>
-            <w:hyperlink w:history="1" r:id="rIdzioeuq55fsyzxnvbizivm">
+            <w:hyperlink w:history="1" r:id="rIdbvvdipekd8ld2-dbhiuef">
               <w:r>
                 <w:rPr>
                   <w:rFonts w:ascii="Arial" w:cs="Arial" w:eastAsia="Arial" w:hAnsi="Arial"/>
@@ -10083,7 +10083,7 @@
               <w:spacing w:after="10" w:before="0"/>
               <w:ind w:left="120"/>
             </w:pPr>
-            <w:hyperlink w:history="1" r:id="rIdrxyagqdwxgtat5rembqxh">
+            <w:hyperlink w:history="1" r:id="rIdjmemtn86iouc5-wt_e9uz">
               <w:r>
                 <w:rPr>
                   <w:rFonts w:ascii="Arial" w:cs="Arial" w:eastAsia="Arial" w:hAnsi="Arial"/>
@@ -10283,7 +10283,7 @@
             <w:pPr>
               <w:spacing w:after="20" w:before="0"/>
             </w:pPr>
-            <w:hyperlink w:history="1" r:id="rIdcjue4-eh2pmkd1hsilxzi">
+            <w:hyperlink w:history="1" r:id="rId1cb5afcsbxqka6aleyj1e">
               <w:r>
                 <w:rPr>
                   <w:rFonts w:ascii="Arial" w:cs="Arial" w:eastAsia="Arial" w:hAnsi="Arial"/>
@@ -10332,7 +10332,7 @@
               <w:spacing w:after="10" w:before="0"/>
               <w:ind w:left="120"/>
             </w:pPr>
-            <w:hyperlink w:history="1" r:id="rIddzwkwfdw714ichfppsrev">
+            <w:hyperlink w:history="1" r:id="rId924ttvvnjudelselfbju5">
               <w:r>
                 <w:rPr>
                   <w:rFonts w:ascii="Arial" w:cs="Arial" w:eastAsia="Arial" w:hAnsi="Arial"/>
@@ -10377,7 +10377,7 @@
             <w:pPr>
               <w:spacing w:after="20" w:before="0"/>
             </w:pPr>
-            <w:hyperlink w:history="1" r:id="rIdr7xzzwq3xaijyieivql7i">
+            <w:hyperlink w:history="1" r:id="rIdvlavesgkn6lzyvar9hzc1">
               <w:r>
                 <w:rPr>
                   <w:rFonts w:ascii="Arial" w:cs="Arial" w:eastAsia="Arial" w:hAnsi="Arial"/>
@@ -10410,7 +10410,7 @@
               <w:spacing w:after="10" w:before="0"/>
               <w:ind w:left="120"/>
             </w:pPr>
-            <w:hyperlink w:history="1" r:id="rId8poptrypdf_rzecqlhh0n">
+            <w:hyperlink w:history="1" r:id="rId16wag0b6hfjnwydxkzcoe">
               <w:r>
                 <w:rPr>
                   <w:rFonts w:ascii="Arial" w:cs="Arial" w:eastAsia="Arial" w:hAnsi="Arial"/>
@@ -10610,7 +10610,7 @@
             <w:pPr>
               <w:spacing w:after="20" w:before="0"/>
             </w:pPr>
-            <w:hyperlink w:history="1" r:id="rIdkc319klk_atevdhi031wr">
+            <w:hyperlink w:history="1" r:id="rId3ebju6a_0sliseakrrrjz">
               <w:r>
                 <w:rPr>
                   <w:rFonts w:ascii="Arial" w:cs="Arial" w:eastAsia="Arial" w:hAnsi="Arial"/>
@@ -10659,7 +10659,7 @@
               <w:spacing w:after="10" w:before="0"/>
               <w:ind w:left="120"/>
             </w:pPr>
-            <w:hyperlink w:history="1" r:id="rIdlcl1c23v6tminpuretges">
+            <w:hyperlink w:history="1" r:id="rId_hypcmrslw0yyoezwohgs">
               <w:r>
                 <w:rPr>
                   <w:rFonts w:ascii="Arial" w:cs="Arial" w:eastAsia="Arial" w:hAnsi="Arial"/>
@@ -10704,7 +10704,7 @@
             <w:pPr>
               <w:spacing w:after="20" w:before="0"/>
             </w:pPr>
-            <w:hyperlink w:history="1" r:id="rIdjtaomhxte8ucxah2o_4xo">
+            <w:hyperlink w:history="1" r:id="rId25g9fyj8sdsq9dr8xuov5">
               <w:r>
                 <w:rPr>
                   <w:rFonts w:ascii="Arial" w:cs="Arial" w:eastAsia="Arial" w:hAnsi="Arial"/>
@@ -10737,7 +10737,7 @@
               <w:spacing w:after="10" w:before="0"/>
               <w:ind w:left="120"/>
             </w:pPr>
-            <w:hyperlink w:history="1" r:id="rIdcr_ggcjap9lhqjcrtmdv3">
+            <w:hyperlink w:history="1" r:id="rIdgn35e6wct2aycsxvuwhi3">
               <w:r>
                 <w:rPr>
                   <w:rFonts w:ascii="Arial" w:cs="Arial" w:eastAsia="Arial" w:hAnsi="Arial"/>
@@ -10937,7 +10937,7 @@
             <w:pPr>
               <w:spacing w:after="20" w:before="0"/>
             </w:pPr>
-            <w:hyperlink w:history="1" r:id="rIdsi9kiemvmxu4mq6azjdft">
+            <w:hyperlink w:history="1" r:id="rId2xwkqvoxeyc7klyjrwxju">
               <w:r>
                 <w:rPr>
                   <w:rFonts w:ascii="Arial" w:cs="Arial" w:eastAsia="Arial" w:hAnsi="Arial"/>
@@ -10986,7 +10986,7 @@
               <w:spacing w:after="10" w:before="0"/>
               <w:ind w:left="120"/>
             </w:pPr>
-            <w:hyperlink w:history="1" r:id="rIdqbzppydrffba_zekpcf-k">
+            <w:hyperlink w:history="1" r:id="rIdf8kw1pvqslbw3ecec0ogu">
               <w:r>
                 <w:rPr>
                   <w:rFonts w:ascii="Arial" w:cs="Arial" w:eastAsia="Arial" w:hAnsi="Arial"/>
@@ -11031,7 +11031,7 @@
             <w:pPr>
               <w:spacing w:after="20" w:before="0"/>
             </w:pPr>
-            <w:hyperlink w:history="1" r:id="rIdujpfrxt2dmdinjrmqykad">
+            <w:hyperlink w:history="1" r:id="rIdtbtggrq_miiafqr3c4rjv">
               <w:r>
                 <w:rPr>
                   <w:rFonts w:ascii="Arial" w:cs="Arial" w:eastAsia="Arial" w:hAnsi="Arial"/>
@@ -11064,7 +11064,7 @@
               <w:spacing w:after="10" w:before="0"/>
               <w:ind w:left="120"/>
             </w:pPr>
-            <w:hyperlink w:history="1" r:id="rId06q4blj7w5ui7ldxt9cwf">
+            <w:hyperlink w:history="1" r:id="rIdvwyvud1desfeckx45qa_r">
               <w:r>
                 <w:rPr>
                   <w:rFonts w:ascii="Arial" w:cs="Arial" w:eastAsia="Arial" w:hAnsi="Arial"/>
@@ -11589,7 +11589,7 @@
         </w:rPr>
         <w:t xml:space="preserve">© 2026 SeaVuria and ARES. Aligned with KICD objectives. Developed by SeaVuria; technical implementation by ARES (with AI assistance from Claude). Licensed under </w:t>
       </w:r>
-      <w:hyperlink w:history="1" r:id="rIdievqsduxoei5havhab9lb">
+      <w:hyperlink w:history="1" r:id="rIdujehzivbko4-r3j9gnfob">
         <w:r>
           <w:rPr>
             <w:rFonts w:ascii="Arial" w:cs="Arial" w:eastAsia="Arial" w:hAnsi="Arial"/>
@@ -11610,7 +11610,7 @@
         </w:rPr>
         <w:t xml:space="preserve"> (</w:t>
       </w:r>
-      <w:hyperlink w:history="1" r:id="rIdxzpbdmytgoxkou-dgw0mm">
+      <w:hyperlink w:history="1" r:id="rIdaznqqk6g6kl6bkc0f-_mm">
         <w:r>
           <w:rPr>
             <w:rFonts w:ascii="Arial" w:cs="Arial" w:eastAsia="Arial" w:hAnsi="Arial"/>
@@ -12362,7 +12362,7 @@
               </w:rPr>
               <w:t xml:space="preserve">Mwalimu Wanjiru reminds the class of the officer's claim (Ms Halima Abdi: 'The average distance between crossing points is about 400 m, so the road is well served'). Her mean of 400 m is correct but incomplete. Learners return to their ungrouped table from Lesson 2: 11 different gap values among 20 gaps, from 100 m to 1,100 m (range 1,000 m from Lesson 3). They predict how the data could be made easier to read. Pairs then experiment with class widths (100 m, 200 m, 500 m), tally the 20 gaps, and build a grouped frequency table with classes 0 to &lt;200, 200 to &lt;400, 400 to &lt;600, 600 to &lt;800, 800 to &lt;1000, 1000 to &lt;1200 and frequencies 5, 9, 0, 2, 1, 3 (total 20). Pairs identify the modal class (200 to &lt;400) and discuss what the empty class 400 to &lt;600 and the right-hand cluster of 6 long gaps suggest. The DQB is updated and the class model is revised: the grouped table shows the gaps bunched at the short end with a separate group of very long gaps.</w:t>
             </w:r>
-            <w:ins w:id="9019" w:author="Claude (AI) - proposed" w:date="2026-10-15T20:14:33Z">
+            <w:ins w:id="9019" w:author="Claude (AI) - proposed" w:date="2026-10-18T00:28:07Z">
               <w:r>
                 <w:rPr>
                   <w:rFonts w:ascii="Arial" w:cs="Arial" w:eastAsia="Arial" w:hAnsi="Arial"/>
@@ -12665,7 +12665,7 @@
             <w:pPr>
               <w:spacing w:after="20" w:before="0"/>
             </w:pPr>
-            <w:hyperlink w:history="1" r:id="rIdwd4pw_4oght6ytt7iapq1">
+            <w:hyperlink w:history="1" r:id="rIdrzsqs7laq32bl4qpizvg_">
               <w:r>
                 <w:rPr>
                   <w:rFonts w:ascii="Arial" w:cs="Arial" w:eastAsia="Arial" w:hAnsi="Arial"/>
@@ -12714,7 +12714,7 @@
               <w:spacing w:after="10" w:before="0"/>
               <w:ind w:left="120"/>
             </w:pPr>
-            <w:hyperlink w:history="1" r:id="rIdotk93cyqtt_b1gsdrjhg1">
+            <w:hyperlink w:history="1" r:id="rId5wnidpbg96jvjl5shw4qj">
               <w:r>
                 <w:rPr>
                   <w:rFonts w:ascii="Arial" w:cs="Arial" w:eastAsia="Arial" w:hAnsi="Arial"/>
@@ -12759,7 +12759,7 @@
             <w:pPr>
               <w:spacing w:after="20" w:before="0"/>
             </w:pPr>
-            <w:hyperlink w:history="1" r:id="rIdlza4ibmbmwbiobhuqzeok">
+            <w:hyperlink w:history="1" r:id="rIdcd00ew8sogl3f81div4ea">
               <w:r>
                 <w:rPr>
                   <w:rFonts w:ascii="Arial" w:cs="Arial" w:eastAsia="Arial" w:hAnsi="Arial"/>
@@ -12808,7 +12808,7 @@
               <w:spacing w:after="10" w:before="0"/>
               <w:ind w:left="120"/>
             </w:pPr>
-            <w:hyperlink w:history="1" r:id="rIdd-srrdkaoca8apuxtceup">
+            <w:hyperlink w:history="1" r:id="rIdu5ocdsblqanwj9rvai7il">
               <w:r>
                 <w:rPr>
                   <w:rFonts w:ascii="Arial" w:cs="Arial" w:eastAsia="Arial" w:hAnsi="Arial"/>
@@ -13008,7 +13008,7 @@
             <w:pPr>
               <w:spacing w:after="20" w:before="0"/>
             </w:pPr>
-            <w:hyperlink w:history="1" r:id="rIdxjpymrrcjmst3p4gs77jj">
+            <w:hyperlink w:history="1" r:id="rId9qlkbyi2c1t5stch92y3i">
               <w:r>
                 <w:rPr>
                   <w:rFonts w:ascii="Arial" w:cs="Arial" w:eastAsia="Arial" w:hAnsi="Arial"/>
@@ -13057,7 +13057,7 @@
               <w:spacing w:after="10" w:before="0"/>
               <w:ind w:left="120"/>
             </w:pPr>
-            <w:hyperlink w:history="1" r:id="rIdrjawddw4luq9wiewbpbn4">
+            <w:hyperlink w:history="1" r:id="rIdxnkvofyobhfid2o1wayen">
               <w:r>
                 <w:rPr>
                   <w:rFonts w:ascii="Arial" w:cs="Arial" w:eastAsia="Arial" w:hAnsi="Arial"/>
@@ -13102,7 +13102,7 @@
             <w:pPr>
               <w:spacing w:after="20" w:before="0"/>
             </w:pPr>
-            <w:hyperlink w:history="1" r:id="rIdgcd04mvzajovrar_w8mga">
+            <w:hyperlink w:history="1" r:id="rIdjwdeswiqhwrvtqozrafiw">
               <w:r>
                 <w:rPr>
                   <w:rFonts w:ascii="Arial" w:cs="Arial" w:eastAsia="Arial" w:hAnsi="Arial"/>
@@ -13151,7 +13151,7 @@
               <w:spacing w:after="10" w:before="0"/>
               <w:ind w:left="120"/>
             </w:pPr>
-            <w:hyperlink w:history="1" r:id="rIdwb6_rlcijztiszglz-c6p">
+            <w:hyperlink w:history="1" r:id="rIdptl2i8psnj0z49ocwxne2">
               <w:r>
                 <w:rPr>
                   <w:rFonts w:ascii="Arial" w:cs="Arial" w:eastAsia="Arial" w:hAnsi="Arial"/>
@@ -13229,7 +13229,7 @@
               </w:rPr>
               <w:t xml:space="preserve">Circulate and say: 'Show me where the gap of exactly 200 m goes. Why that class and not the one before it?' to reinforce that the lower boundary is included and the upper boundary excluded. Ask: 'With width 100 m, how many classes would we need? With width 500 m?' (11 classes; 3 classes) and 'Which one hides the pattern, and which one still leaves us with too many rows?' Give WAIT TIME of 10-15 seconds after each question. Stop the class at </w:t>
             </w:r>
-            <w:del w:id="9020" w:author="Claude (AI) - proposed" w:date="2026-10-15T20:14:33Z">
+            <w:del w:id="9020" w:author="Claude (AI) - proposed" w:date="2026-10-18T00:28:07Z">
               <w:r>
                 <w:rPr>
                   <w:rFonts w:ascii="Arial" w:cs="Arial" w:eastAsia="Arial" w:hAnsi="Arial"/>
@@ -13244,7 +13244,7 @@
                 <w:delText xml:space="preserve">14 minutes</w:delText>
               </w:r>
             </w:del>
-            <w:ins w:id="9021" w:author="Claude (AI) - proposed" w:date="2026-10-15T20:14:33Z">
+            <w:ins w:id="9021" w:author="Claude (AI) - proposed" w:date="2026-10-18T00:28:07Z">
               <w:r>
                 <w:rPr>
                   <w:rFonts w:ascii="Arial" w:cs="Arial" w:eastAsia="Arial" w:hAnsi="Arial"/>
@@ -13394,7 +13394,7 @@
             <w:pPr>
               <w:spacing w:after="20" w:before="0"/>
             </w:pPr>
-            <w:hyperlink w:history="1" r:id="rIdbelfb2-nqsxo1z_g9m-xf">
+            <w:hyperlink w:history="1" r:id="rIdvuirgvuzepcu3sh9he73h">
               <w:r>
                 <w:rPr>
                   <w:rFonts w:ascii="Arial" w:cs="Arial" w:eastAsia="Arial" w:hAnsi="Arial"/>
@@ -13443,7 +13443,7 @@
               <w:spacing w:after="10" w:before="0"/>
               <w:ind w:left="120"/>
             </w:pPr>
-            <w:hyperlink w:history="1" r:id="rIdmic6hjbsmr7auhg5ixmfx">
+            <w:hyperlink w:history="1" r:id="rIdv2aw_zlkqtxdqeoqtyor2">
               <w:r>
                 <w:rPr>
                   <w:rFonts w:ascii="Arial" w:cs="Arial" w:eastAsia="Arial" w:hAnsi="Arial"/>
@@ -13488,7 +13488,7 @@
             <w:pPr>
               <w:spacing w:after="20" w:before="0"/>
             </w:pPr>
-            <w:hyperlink w:history="1" r:id="rIdgbvfynwvta5gxi7dpqmzp">
+            <w:hyperlink w:history="1" r:id="rIdiauspavrr1mw3ddc9naf_">
               <w:r>
                 <w:rPr>
                   <w:rFonts w:ascii="Arial" w:cs="Arial" w:eastAsia="Arial" w:hAnsi="Arial"/>
@@ -13537,7 +13537,7 @@
               <w:spacing w:after="10" w:before="0"/>
               <w:ind w:left="120"/>
             </w:pPr>
-            <w:hyperlink w:history="1" r:id="rIdp8cfqaad9okfjhdswus8p">
+            <w:hyperlink w:history="1" r:id="rIdjtopaa1auy2iumf3qpjrb">
               <w:r>
                 <w:rPr>
                   <w:rFonts w:ascii="Arial" w:cs="Arial" w:eastAsia="Arial" w:hAnsi="Arial"/>
@@ -13737,7 +13737,7 @@
             <w:pPr>
               <w:spacing w:after="20" w:before="0"/>
             </w:pPr>
-            <w:hyperlink w:history="1" r:id="rIdxowrbqhs3dhd6tc24izzx">
+            <w:hyperlink w:history="1" r:id="rIdnwn7aesin1lavfe-ivenh">
               <w:r>
                 <w:rPr>
                   <w:rFonts w:ascii="Arial" w:cs="Arial" w:eastAsia="Arial" w:hAnsi="Arial"/>
@@ -13786,7 +13786,7 @@
               <w:spacing w:after="10" w:before="0"/>
               <w:ind w:left="120"/>
             </w:pPr>
-            <w:hyperlink w:history="1" r:id="rId_a3wi7olipy8fuxrjfrtj">
+            <w:hyperlink w:history="1" r:id="rId4qyjuavrwmdif3by8hid1">
               <w:r>
                 <w:rPr>
                   <w:rFonts w:ascii="Arial" w:cs="Arial" w:eastAsia="Arial" w:hAnsi="Arial"/>
@@ -13831,7 +13831,7 @@
             <w:pPr>
               <w:spacing w:after="20" w:before="0"/>
             </w:pPr>
-            <w:hyperlink w:history="1" r:id="rIdrkd8ue8hcjodg0rnmpec8">
+            <w:hyperlink w:history="1" r:id="rIdol6udys0u8d88kxn1xmpm">
               <w:r>
                 <w:rPr>
                   <w:rFonts w:ascii="Arial" w:cs="Arial" w:eastAsia="Arial" w:hAnsi="Arial"/>
@@ -13880,7 +13880,7 @@
               <w:spacing w:after="10" w:before="0"/>
               <w:ind w:left="120"/>
             </w:pPr>
-            <w:hyperlink w:history="1" r:id="rIdwuryd_icpxnyjd-gjqndh">
+            <w:hyperlink w:history="1" r:id="rIdzloi5af_3usw_x-bvundv">
               <w:r>
                 <w:rPr>
                   <w:rFonts w:ascii="Arial" w:cs="Arial" w:eastAsia="Arial" w:hAnsi="Arial"/>
@@ -14080,7 +14080,7 @@
             <w:pPr>
               <w:spacing w:after="20" w:before="0"/>
             </w:pPr>
-            <w:hyperlink w:history="1" r:id="rIdxfxek4i2arycfgv3y67qe">
+            <w:hyperlink w:history="1" r:id="rIdvnkdv7rbsvunttkx562sq">
               <w:r>
                 <w:rPr>
                   <w:rFonts w:ascii="Arial" w:cs="Arial" w:eastAsia="Arial" w:hAnsi="Arial"/>
@@ -14129,7 +14129,7 @@
               <w:spacing w:after="10" w:before="0"/>
               <w:ind w:left="120"/>
             </w:pPr>
-            <w:hyperlink w:history="1" r:id="rIdre7aorei9m2uzypttoqfz">
+            <w:hyperlink w:history="1" r:id="rIdpl3qij8hz8l6urmdxnt1d">
               <w:r>
                 <w:rPr>
                   <w:rFonts w:ascii="Arial" w:cs="Arial" w:eastAsia="Arial" w:hAnsi="Arial"/>
@@ -14174,7 +14174,7 @@
             <w:pPr>
               <w:spacing w:after="20" w:before="0"/>
             </w:pPr>
-            <w:hyperlink w:history="1" r:id="rIdfjuktaidffp8lu9mzcdbu">
+            <w:hyperlink w:history="1" r:id="rIdkjfj7qbj5r11y1t8ep4o8">
               <w:r>
                 <w:rPr>
                   <w:rFonts w:ascii="Arial" w:cs="Arial" w:eastAsia="Arial" w:hAnsi="Arial"/>
@@ -14223,7 +14223,7 @@
               <w:spacing w:after="10" w:before="0"/>
               <w:ind w:left="120"/>
             </w:pPr>
-            <w:hyperlink w:history="1" r:id="rIdcde_ya2jj6kwq120sbr8h">
+            <w:hyperlink w:history="1" r:id="rIdnweweljwntubigkzadstd">
               <w:r>
                 <w:rPr>
                   <w:rFonts w:ascii="Arial" w:cs="Arial" w:eastAsia="Arial" w:hAnsi="Arial"/>
@@ -14748,7 +14748,7 @@
         </w:rPr>
         <w:t xml:space="preserve">© 2026 SeaVuria and ARES. Aligned with KICD objectives. Developed by SeaVuria; technical implementation by ARES (with AI assistance from Claude). Licensed under </w:t>
       </w:r>
-      <w:hyperlink w:history="1" r:id="rIdgzufbei9rb2etwxme9lpc">
+      <w:hyperlink w:history="1" r:id="rIdqgp2tn6qbxc98_bsxflan">
         <w:r>
           <w:rPr>
             <w:rFonts w:ascii="Arial" w:cs="Arial" w:eastAsia="Arial" w:hAnsi="Arial"/>
@@ -14769,7 +14769,7 @@
         </w:rPr>
         <w:t xml:space="preserve"> (</w:t>
       </w:r>
-      <w:hyperlink w:history="1" r:id="rIdggdgtqytewdm43k_lrd38">
+      <w:hyperlink w:history="1" r:id="rIdwfcmgfysfhibhihtvtpgw">
         <w:r>
           <w:rPr>
             <w:rFonts w:ascii="Arial" w:cs="Arial" w:eastAsia="Arial" w:hAnsi="Arial"/>
@@ -15809,7 +15809,7 @@
             <w:pPr>
               <w:spacing w:after="20" w:before="0"/>
             </w:pPr>
-            <w:hyperlink w:history="1" r:id="rIdo1ml5pyp0t-8uwrj4vqy5">
+            <w:hyperlink w:history="1" r:id="rIdpfu33eewggjd-rpj7fksx">
               <w:r>
                 <w:rPr>
                   <w:rFonts w:ascii="Arial" w:cs="Arial" w:eastAsia="Arial" w:hAnsi="Arial"/>
@@ -15842,7 +15842,7 @@
               <w:spacing w:after="10" w:before="0"/>
               <w:ind w:left="120"/>
             </w:pPr>
-            <w:hyperlink w:history="1" r:id="rIditril9nrotg-2u3yzbylz">
+            <w:hyperlink w:history="1" r:id="rIdbib-2vv7whflzfrjq7dfd">
               <w:r>
                 <w:rPr>
                   <w:rFonts w:ascii="Arial" w:cs="Arial" w:eastAsia="Arial" w:hAnsi="Arial"/>
@@ -15887,7 +15887,7 @@
             <w:pPr>
               <w:spacing w:after="20" w:before="0"/>
             </w:pPr>
-            <w:hyperlink w:history="1" r:id="rIdpi_utiphbq2_wm8gda3vk">
+            <w:hyperlink w:history="1" r:id="rId7u_ca9uqsdqzxf-xvckba">
               <w:r>
                 <w:rPr>
                   <w:rFonts w:ascii="Arial" w:cs="Arial" w:eastAsia="Arial" w:hAnsi="Arial"/>
@@ -15920,7 +15920,7 @@
               <w:spacing w:after="10" w:before="0"/>
               <w:ind w:left="120"/>
             </w:pPr>
-            <w:hyperlink w:history="1" r:id="rIdngoj2qb6ynxehclsspqcd">
+            <w:hyperlink w:history="1" r:id="rIdtugyinu0raazejxpnvq7z">
               <w:r>
                 <w:rPr>
                   <w:rFonts w:ascii="Arial" w:cs="Arial" w:eastAsia="Arial" w:hAnsi="Arial"/>
@@ -16120,7 +16120,7 @@
             <w:pPr>
               <w:spacing w:after="20" w:before="0"/>
             </w:pPr>
-            <w:hyperlink w:history="1" r:id="rIdn0vgacrdwxtkgddubifl8">
+            <w:hyperlink w:history="1" r:id="rIdmxxxhr9wlcc7qg1kch75b">
               <w:r>
                 <w:rPr>
                   <w:rFonts w:ascii="Arial" w:cs="Arial" w:eastAsia="Arial" w:hAnsi="Arial"/>
@@ -16153,7 +16153,7 @@
               <w:spacing w:after="10" w:before="0"/>
               <w:ind w:left="120"/>
             </w:pPr>
-            <w:hyperlink w:history="1" r:id="rIdy1fqhdzw7bbvodf_fiqal">
+            <w:hyperlink w:history="1" r:id="rId0imi_dfbywqxquecr643v">
               <w:r>
                 <w:rPr>
                   <w:rFonts w:ascii="Arial" w:cs="Arial" w:eastAsia="Arial" w:hAnsi="Arial"/>
@@ -16198,7 +16198,7 @@
             <w:pPr>
               <w:spacing w:after="20" w:before="0"/>
             </w:pPr>
-            <w:hyperlink w:history="1" r:id="rId-iybo2lt96_w_3dx6om_p">
+            <w:hyperlink w:history="1" r:id="rIdvkw7ijjjcpmfnc4asukkj">
               <w:r>
                 <w:rPr>
                   <w:rFonts w:ascii="Arial" w:cs="Arial" w:eastAsia="Arial" w:hAnsi="Arial"/>
@@ -16231,7 +16231,7 @@
               <w:spacing w:after="10" w:before="0"/>
               <w:ind w:left="120"/>
             </w:pPr>
-            <w:hyperlink w:history="1" r:id="rIdy1lbqgrjtgect0bruhgjw">
+            <w:hyperlink w:history="1" r:id="rIdvcd_9kehpvoyhls669xw8">
               <w:r>
                 <w:rPr>
                   <w:rFonts w:ascii="Arial" w:cs="Arial" w:eastAsia="Arial" w:hAnsi="Arial"/>
@@ -16431,7 +16431,7 @@
             <w:pPr>
               <w:spacing w:after="20" w:before="0"/>
             </w:pPr>
-            <w:hyperlink w:history="1" r:id="rIdwgcaulaz1u0m7s3efnysk">
+            <w:hyperlink w:history="1" r:id="rId-ahk9bhc3iijxu7fmyg7n">
               <w:r>
                 <w:rPr>
                   <w:rFonts w:ascii="Arial" w:cs="Arial" w:eastAsia="Arial" w:hAnsi="Arial"/>
@@ -16480,7 +16480,7 @@
               <w:spacing w:after="10" w:before="0"/>
               <w:ind w:left="120"/>
             </w:pPr>
-            <w:hyperlink w:history="1" r:id="rIdjvdzqthymuiloq6klj9cg">
+            <w:hyperlink w:history="1" r:id="rIdrhxvvivi02bjgdtemt8oh">
               <w:r>
                 <w:rPr>
                   <w:rFonts w:ascii="Arial" w:cs="Arial" w:eastAsia="Arial" w:hAnsi="Arial"/>
@@ -16525,7 +16525,7 @@
             <w:pPr>
               <w:spacing w:after="20" w:before="0"/>
             </w:pPr>
-            <w:hyperlink w:history="1" r:id="rIdw94b5xsfkdtw7aga5zxoc">
+            <w:hyperlink w:history="1" r:id="rIdt2ddemaescsmhlh_xuoyk">
               <w:r>
                 <w:rPr>
                   <w:rFonts w:ascii="Arial" w:cs="Arial" w:eastAsia="Arial" w:hAnsi="Arial"/>
@@ -16558,7 +16558,7 @@
               <w:spacing w:after="10" w:before="0"/>
               <w:ind w:left="120"/>
             </w:pPr>
-            <w:hyperlink w:history="1" r:id="rIdrcbm5anhjzv9wdncn920f">
+            <w:hyperlink w:history="1" r:id="rIdj7ovsvvuvislhcak_yobu">
               <w:r>
                 <w:rPr>
                   <w:rFonts w:ascii="Arial" w:cs="Arial" w:eastAsia="Arial" w:hAnsi="Arial"/>
@@ -16758,7 +16758,7 @@
             <w:pPr>
               <w:spacing w:after="20" w:before="0"/>
             </w:pPr>
-            <w:hyperlink w:history="1" r:id="rIdp7lmqqji0xr2t9gin3f8g">
+            <w:hyperlink w:history="1" r:id="rIdh9rbbma594h4uotixyevd">
               <w:r>
                 <w:rPr>
                   <w:rFonts w:ascii="Arial" w:cs="Arial" w:eastAsia="Arial" w:hAnsi="Arial"/>
@@ -16807,7 +16807,7 @@
               <w:spacing w:after="10" w:before="0"/>
               <w:ind w:left="120"/>
             </w:pPr>
-            <w:hyperlink w:history="1" r:id="rIdsbjjlzd_rchroodctavj1">
+            <w:hyperlink w:history="1" r:id="rIdxrlhhpk6llx47hrmtz3r4">
               <w:r>
                 <w:rPr>
                   <w:rFonts w:ascii="Arial" w:cs="Arial" w:eastAsia="Arial" w:hAnsi="Arial"/>
@@ -16852,7 +16852,7 @@
             <w:pPr>
               <w:spacing w:after="20" w:before="0"/>
             </w:pPr>
-            <w:hyperlink w:history="1" r:id="rIdhiluepiac2elugf8hp-eo">
+            <w:hyperlink w:history="1" r:id="rId3v-qv6mk642zm6m_3h889">
               <w:r>
                 <w:rPr>
                   <w:rFonts w:ascii="Arial" w:cs="Arial" w:eastAsia="Arial" w:hAnsi="Arial"/>
@@ -16885,7 +16885,7 @@
               <w:spacing w:after="10" w:before="0"/>
               <w:ind w:left="120"/>
             </w:pPr>
-            <w:hyperlink w:history="1" r:id="rIdxu4gychruvjewfs2s8qmw">
+            <w:hyperlink w:history="1" r:id="rId590tfybegxixptz6kti1y">
               <w:r>
                 <w:rPr>
                   <w:rFonts w:ascii="Arial" w:cs="Arial" w:eastAsia="Arial" w:hAnsi="Arial"/>
@@ -17085,7 +17085,7 @@
             <w:pPr>
               <w:spacing w:after="20" w:before="0"/>
             </w:pPr>
-            <w:hyperlink w:history="1" r:id="rIdt6wx_bwb8a1-vlly_q_e8">
+            <w:hyperlink w:history="1" r:id="rIdduzjg4w8mzhp7ircwisx9">
               <w:r>
                 <w:rPr>
                   <w:rFonts w:ascii="Arial" w:cs="Arial" w:eastAsia="Arial" w:hAnsi="Arial"/>
@@ -17118,7 +17118,7 @@
               <w:spacing w:after="10" w:before="0"/>
               <w:ind w:left="120"/>
             </w:pPr>
-            <w:hyperlink w:history="1" r:id="rIdh9luafs3nxuyfrnfoemvn">
+            <w:hyperlink w:history="1" r:id="rIdm-797xn4lxfdbmqnchjqu">
               <w:r>
                 <w:rPr>
                   <w:rFonts w:ascii="Arial" w:cs="Arial" w:eastAsia="Arial" w:hAnsi="Arial"/>
@@ -17163,7 +17163,7 @@
             <w:pPr>
               <w:spacing w:after="20" w:before="0"/>
             </w:pPr>
-            <w:hyperlink w:history="1" r:id="rIdgvkcpy0qnhguius9_1ria">
+            <w:hyperlink w:history="1" r:id="rIdamvhawge4lty-pcnw7iwp">
               <w:r>
                 <w:rPr>
                   <w:rFonts w:ascii="Arial" w:cs="Arial" w:eastAsia="Arial" w:hAnsi="Arial"/>
@@ -17212,7 +17212,7 @@
               <w:spacing w:after="10" w:before="0"/>
               <w:ind w:left="120"/>
             </w:pPr>
-            <w:hyperlink w:history="1" r:id="rIdnw3gjtf7hi-y4u2xuh9ps">
+            <w:hyperlink w:history="1" r:id="rId0d9-pizpnx2_ri1yur0-e">
               <w:r>
                 <w:rPr>
                   <w:rFonts w:ascii="Arial" w:cs="Arial" w:eastAsia="Arial" w:hAnsi="Arial"/>
@@ -17717,7 +17717,7 @@
               </w:rPr>
               <w:t xml:space="preserve">The grouped mean (440 m) and median (311 m) differ from 400 m and 250 m because midpoints stand in for the real gaps and the formula assumes values are spread evenly in a class. Ms Halima Abdi's 400 m mean is true but incomplete: none of these averages shows that six gaps of 600 m to 1,100 m sit in one 5,250 m stretch near the school gate, so we need graphs </w:t>
             </w:r>
-            <w:ins w:id="9022" w:author="Claude (AI) - proposed" w:date="2026-10-15T20:14:33Z">
+            <w:ins w:id="9022" w:author="Claude (AI) - proposed" w:date="2026-10-18T00:28:07Z">
               <w:r>
                 <w:rPr>
                   <w:rFonts w:ascii="Arial" w:cs="Arial" w:eastAsia="Arial" w:hAnsi="Arial"/>
@@ -17765,7 +17765,7 @@
         </w:rPr>
         <w:t xml:space="preserve">© 2026 SeaVuria and ARES. Aligned with KICD objectives. Developed by SeaVuria; technical implementation by ARES (with AI assistance from Claude). Licensed under </w:t>
       </w:r>
-      <w:hyperlink w:history="1" r:id="rIdkhl30rbmiq0it_pnuywjf">
+      <w:hyperlink w:history="1" r:id="rIdezhubaksisqanelwbjkwd">
         <w:r>
           <w:rPr>
             <w:rFonts w:ascii="Arial" w:cs="Arial" w:eastAsia="Arial" w:hAnsi="Arial"/>
@@ -17786,7 +17786,7 @@
         </w:rPr>
         <w:t xml:space="preserve"> (</w:t>
       </w:r>
-      <w:hyperlink w:history="1" r:id="rIdy9jd-aaax3bsnfq6d0wi-">
+      <w:hyperlink w:history="1" r:id="rIdy1s9hhf_rqbyo2hfj67xv">
         <w:r>
           <w:rPr>
             <w:rFonts w:ascii="Arial" w:cs="Arial" w:eastAsia="Arial" w:hAnsi="Arial"/>
@@ -17863,7 +17863,7 @@
               </w:rPr>
               <w:t xml:space="preserve">LESSON 6 (</w:t>
             </w:r>
-            <w:del w:id="9023" w:author="Claude (AI) - proposed" w:date="2026-10-15T20:14:33Z">
+            <w:del w:id="9023" w:author="Claude (AI) - proposed" w:date="2026-10-18T00:28:07Z">
               <w:r>
                 <w:rPr>
                   <w:rFonts w:ascii="Arial" w:cs="Arial" w:eastAsia="Arial" w:hAnsi="Arial"/>
@@ -17878,7 +17878,7 @@
                 <w:delText xml:space="preserve">40 minutes (one lesson; extend to a double period if learners draw both histograms in full</w:delText>
               </w:r>
             </w:del>
-            <w:ins w:id="9024" w:author="Claude (AI) - proposed" w:date="2026-10-15T20:14:33Z">
+            <w:ins w:id="9024" w:author="Claude (AI) - proposed" w:date="2026-10-18T00:28:07Z">
               <w:r>
                 <w:rPr>
                   <w:rFonts w:ascii="Arial" w:cs="Arial" w:eastAsia="Arial" w:hAnsi="Arial"/>
@@ -18581,7 +18581,7 @@
               </w:rPr>
               <w:t xml:space="preserve">Mwalimu Wanjiru reminds the class of the officer's claim: the average gap between the 21 designated crossing points on the 8,000 m stretch of Thika Road is about 400 m. Ms Halima Abdi's arithmetic is correct, yet Mzee Otieno's matatu near-miss log has 9 of 12 near-misses in one stretch. Learners first predict what a picture of the 20 gaps will look like. They then draw a histogram from the equal-width table (frequencies 5, 9, 0, 2, 1, 3) and notice the empty 400 to &lt;600 bar and the lonely bars to the right. Next the teacher merges the classes 400 to &lt;600, 600 to &lt;800 and 800 to &lt;1000 into one class, 400 to &lt;1000. Learners find that using frequency as the bar height makes this wide class look misleadingly tall. They calculate frequency density (2.5, 4.5, 0.5, 1.5), redraw, and discover that area, not height, represents frequency. In the Explain phase they use both histograms to say where the long gaps are and why the mean of 400 m looked reassuring. The class updates the DQB and revises the model.</w:t>
             </w:r>
-            <w:ins w:id="9025" w:author="Claude (AI) - proposed" w:date="2026-10-15T20:14:33Z">
+            <w:ins w:id="9025" w:author="Claude (AI) - proposed" w:date="2026-10-18T00:28:07Z">
               <w:r>
                 <w:rPr>
                   <w:rFonts w:ascii="Arial" w:cs="Arial" w:eastAsia="Arial" w:hAnsi="Arial"/>
@@ -18884,7 +18884,7 @@
             <w:pPr>
               <w:spacing w:after="20" w:before="0"/>
             </w:pPr>
-            <w:hyperlink w:history="1" r:id="rIdq_zkhvm7rcofgauet5pnl">
+            <w:hyperlink w:history="1" r:id="rId7fqwpygzuzsylsbustfup">
               <w:r>
                 <w:rPr>
                   <w:rFonts w:ascii="Arial" w:cs="Arial" w:eastAsia="Arial" w:hAnsi="Arial"/>
@@ -18933,7 +18933,7 @@
               <w:spacing w:after="10" w:before="0"/>
               <w:ind w:left="120"/>
             </w:pPr>
-            <w:hyperlink w:history="1" r:id="rIdc_jt23qhh39bixqfemjhw">
+            <w:hyperlink w:history="1" r:id="rIdrdjvagleofvhomnant1dh">
               <w:r>
                 <w:rPr>
                   <w:rFonts w:ascii="Arial" w:cs="Arial" w:eastAsia="Arial" w:hAnsi="Arial"/>
@@ -18978,7 +18978,7 @@
             <w:pPr>
               <w:spacing w:after="20" w:before="0"/>
             </w:pPr>
-            <w:hyperlink w:history="1" r:id="rIddtnjpngght9n-3ntd_tbx">
+            <w:hyperlink w:history="1" r:id="rIdwdli14leh7fmlgx2djr6j">
               <w:r>
                 <w:rPr>
                   <w:rFonts w:ascii="Arial" w:cs="Arial" w:eastAsia="Arial" w:hAnsi="Arial"/>
@@ -19011,7 +19011,7 @@
               <w:spacing w:after="10" w:before="0"/>
               <w:ind w:left="120"/>
             </w:pPr>
-            <w:hyperlink w:history="1" r:id="rIdyraue2p6lvaendebpvkyn">
+            <w:hyperlink w:history="1" r:id="rIdkpe0dtywkytoun_14o0zi">
               <w:r>
                 <w:rPr>
                   <w:rFonts w:ascii="Arial" w:cs="Arial" w:eastAsia="Arial" w:hAnsi="Arial"/>
@@ -19211,7 +19211,7 @@
             <w:pPr>
               <w:spacing w:after="20" w:before="0"/>
             </w:pPr>
-            <w:hyperlink w:history="1" r:id="rIdzvsdrhzgpbbghqxpfqaw1">
+            <w:hyperlink w:history="1" r:id="rId2qhq5gartttzfzcoo5o1e">
               <w:r>
                 <w:rPr>
                   <w:rFonts w:ascii="Arial" w:cs="Arial" w:eastAsia="Arial" w:hAnsi="Arial"/>
@@ -19260,7 +19260,7 @@
               <w:spacing w:after="10" w:before="0"/>
               <w:ind w:left="120"/>
             </w:pPr>
-            <w:hyperlink w:history="1" r:id="rIdlbvydox8d3xd78zhokj3q">
+            <w:hyperlink w:history="1" r:id="rIdsnvhwvbswygblfp30bhyq">
               <w:r>
                 <w:rPr>
                   <w:rFonts w:ascii="Arial" w:cs="Arial" w:eastAsia="Arial" w:hAnsi="Arial"/>
@@ -19305,7 +19305,7 @@
             <w:pPr>
               <w:spacing w:after="20" w:before="0"/>
             </w:pPr>
-            <w:hyperlink w:history="1" r:id="rIdzcei5ueqiwsxyixn3g2yq">
+            <w:hyperlink w:history="1" r:id="rIdpctjv3mdnoa3eeo2qs3zh">
               <w:r>
                 <w:rPr>
                   <w:rFonts w:ascii="Arial" w:cs="Arial" w:eastAsia="Arial" w:hAnsi="Arial"/>
@@ -19338,7 +19338,7 @@
               <w:spacing w:after="10" w:before="0"/>
               <w:ind w:left="120"/>
             </w:pPr>
-            <w:hyperlink w:history="1" r:id="rIdss2z8yx5pfjttxax3grzw">
+            <w:hyperlink w:history="1" r:id="rIdvpy0hr64c7trmkqqnnrty">
               <w:r>
                 <w:rPr>
                   <w:rFonts w:ascii="Arial" w:cs="Arial" w:eastAsia="Arial" w:hAnsi="Arial"/>
@@ -19416,7 +19416,7 @@
               </w:rPr>
               <w:t xml:space="preserve">Model the first bar on the board: "The first class is 0 to &lt;200, so the bar goes from 0 to 200 on the axis and its height is 5." Say: "Bars touch because the gap length is continuous. Why is there no break between 200 and 400?" Allow WAIT TIME of 10-15 seconds. For Part B, say: "Our wide class 400 to &lt;1000 holds 3 gaps: 600 m, 700 m, 800 m. Draw it with height 3 first. What does your picture suggest about gaps between 400 m and 1000 m compared with 200 to &lt;400?" Cold-call 2 groups to share what they see. Then ask: "Is this fair? The class is three times as wide. How could we make the bar height fair?" Introduce frequency density only after learners voice the problem: "Frequency density = frequency divided by class width, with width in units of 100 m." Circulate, check scales and that each group has 2.5, 4.5, 0.5 and 1.5. Ask one group to count squares to show area = frequency (for example the first bar: 2.5 high x 2 wide = 5). Provide extra support cards for learners needing scaffolding (for example pre-labelled axes).</w:t>
             </w:r>
-            <w:ins w:id="9026" w:author="Claude (AI) - proposed" w:date="2026-10-15T20:14:33Z">
+            <w:ins w:id="9026" w:author="Claude (AI) - proposed" w:date="2026-10-18T00:28:07Z">
               <w:r>
                 <w:rPr>
                   <w:rFonts w:ascii="Arial" w:cs="Arial" w:eastAsia="Arial" w:hAnsi="Arial"/>
@@ -19553,7 +19553,7 @@
             <w:pPr>
               <w:spacing w:after="20" w:before="0"/>
             </w:pPr>
-            <w:hyperlink w:history="1" r:id="rIdw3dfohnervex8vjt8hb5t">
+            <w:hyperlink w:history="1" r:id="rIddpjp7gt-r9jbzkx3e3gv0">
               <w:r>
                 <w:rPr>
                   <w:rFonts w:ascii="Arial" w:cs="Arial" w:eastAsia="Arial" w:hAnsi="Arial"/>
@@ -19602,7 +19602,7 @@
               <w:spacing w:after="10" w:before="0"/>
               <w:ind w:left="120"/>
             </w:pPr>
-            <w:hyperlink w:history="1" r:id="rIdvhk4svahwj-ovrbdotvgu">
+            <w:hyperlink w:history="1" r:id="rIdifuijple_vh-veu80gvwr">
               <w:r>
                 <w:rPr>
                   <w:rFonts w:ascii="Arial" w:cs="Arial" w:eastAsia="Arial" w:hAnsi="Arial"/>
@@ -19647,7 +19647,7 @@
             <w:pPr>
               <w:spacing w:after="20" w:before="0"/>
             </w:pPr>
-            <w:hyperlink w:history="1" r:id="rIdjv7xpuephqsq4mjalmcv7">
+            <w:hyperlink w:history="1" r:id="rIdrsmdx0gsqoouzrfgftogb">
               <w:r>
                 <w:rPr>
                   <w:rFonts w:ascii="Arial" w:cs="Arial" w:eastAsia="Arial" w:hAnsi="Arial"/>
@@ -19696,7 +19696,7 @@
               <w:spacing w:after="10" w:before="0"/>
               <w:ind w:left="120"/>
             </w:pPr>
-            <w:hyperlink w:history="1" r:id="rId-qjvzxofrdd96cfwp7hwj">
+            <w:hyperlink w:history="1" r:id="rId66hdcfbxnthnavptndugc">
               <w:r>
                 <w:rPr>
                   <w:rFonts w:ascii="Arial" w:cs="Arial" w:eastAsia="Arial" w:hAnsi="Arial"/>
@@ -19741,7 +19741,7 @@
               </w:rPr>
               <w:t xml:space="preserve">Learners use both histograms to explain the phenomenon. In groups they answer: (1) In the equal-width histogram, where are the tall bars and where are the lonely bars? (2) Why is the bar for 400 to &lt;1000 the lowest in the unequal-width histogram although it holds 3 gaps, the same as 1000 to &lt;1200 (also 3 gaps)? (3) Fourteen of the 20 gaps are 300 m or shorter and six gaps are 600 m to 1,100 m: where do these six gaps lie on the road (</w:t>
             </w:r>
-            <w:ins w:id="9027" w:author="Claude (AI) - proposed" w:date="2026-10-15T20:14:33Z">
+            <w:ins w:id="9027" w:author="Claude (AI) - proposed" w:date="2026-10-18T00:28:07Z">
               <w:r>
                 <w:rPr>
                   <w:rFonts w:ascii="Arial" w:cs="Arial" w:eastAsia="Arial" w:hAnsi="Arial"/>
@@ -19802,7 +19802,7 @@
               </w:rPr>
               <w:t xml:space="preserve">Ask: "Look at your histogram. Where is the tall bar, and what does it tell you about most gaps on Thika Road?" WAIT TIME 10-15 seconds, then cold-call 4 learners. Press for evidence: "Which bar shows the gaps of 1,000 m, 1,050 m and 1,100 m? Which gaps on the road are those?" Then: "The officer's mean is 400 m. Where is 400 m on your histogram? Is it where most of the gaps are?" Guide learners to see that few or no gaps are actually near 400 m (the 400 to &lt;600 bar is empty). Say: "Ms Halima Abdi is not wrong; her mean is correct but incomplete. What does the picture add?" Ask learners to explain frequency density to a partner in one sentence: "A tall bar of high density means gaps packed closely in that range, not just many gaps." Cold-call 3 pairs. Correct the misconception that the tallest bar is always the highest frequency when widths are unequal. Remind that the tallest bar is the highest frequency density. Do not re-teach mean or median calculation (done in Lessons 3 and 5).</w:t>
             </w:r>
-            <w:ins w:id="9028" w:author="Claude (AI) - proposed" w:date="2026-10-15T20:14:33Z">
+            <w:ins w:id="9028" w:author="Claude (AI) - proposed" w:date="2026-10-18T00:28:07Z">
               <w:r>
                 <w:rPr>
                   <w:rFonts w:ascii="Arial" w:cs="Arial" w:eastAsia="Arial" w:hAnsi="Arial"/>
@@ -19939,7 +19939,7 @@
             <w:pPr>
               <w:spacing w:after="20" w:before="0"/>
             </w:pPr>
-            <w:hyperlink w:history="1" r:id="rIdpahvigofgf2bmztqrsbyv">
+            <w:hyperlink w:history="1" r:id="rIddm1qq71wduxwydvmnqmj5">
               <w:r>
                 <w:rPr>
                   <w:rFonts w:ascii="Arial" w:cs="Arial" w:eastAsia="Arial" w:hAnsi="Arial"/>
@@ -19988,7 +19988,7 @@
               <w:spacing w:after="10" w:before="0"/>
               <w:ind w:left="120"/>
             </w:pPr>
-            <w:hyperlink w:history="1" r:id="rIdzbmhwteprve6inlpyrar2">
+            <w:hyperlink w:history="1" r:id="rIdv7f9cqkpks7myuddehtqs">
               <w:r>
                 <w:rPr>
                   <w:rFonts w:ascii="Arial" w:cs="Arial" w:eastAsia="Arial" w:hAnsi="Arial"/>
@@ -20033,7 +20033,7 @@
             <w:pPr>
               <w:spacing w:after="20" w:before="0"/>
             </w:pPr>
-            <w:hyperlink w:history="1" r:id="rId3btzkm7grqg5r2e48oohy">
+            <w:hyperlink w:history="1" r:id="rIdrzfv0rpawp1dnnibgypct">
               <w:r>
                 <w:rPr>
                   <w:rFonts w:ascii="Arial" w:cs="Arial" w:eastAsia="Arial" w:hAnsi="Arial"/>
@@ -20082,7 +20082,7 @@
               <w:spacing w:after="10" w:before="0"/>
               <w:ind w:left="120"/>
             </w:pPr>
-            <w:hyperlink w:history="1" r:id="rIdwv0fgcjxzprbvzuid5jtw">
+            <w:hyperlink w:history="1" r:id="rIdcrmy8-zadnhkofxiolxd0">
               <w:r>
                 <w:rPr>
                   <w:rFonts w:ascii="Arial" w:cs="Arial" w:eastAsia="Arial" w:hAnsi="Arial"/>
@@ -20282,7 +20282,7 @@
             <w:pPr>
               <w:spacing w:after="20" w:before="0"/>
             </w:pPr>
-            <w:hyperlink w:history="1" r:id="rId83vygshhhin_04pn35flu">
+            <w:hyperlink w:history="1" r:id="rIdmxc56fbgzzu0-j4k_y8xi">
               <w:r>
                 <w:rPr>
                   <w:rFonts w:ascii="Arial" w:cs="Arial" w:eastAsia="Arial" w:hAnsi="Arial"/>
@@ -20331,7 +20331,7 @@
               <w:spacing w:after="10" w:before="0"/>
               <w:ind w:left="120"/>
             </w:pPr>
-            <w:hyperlink w:history="1" r:id="rId6m9l2dgszgwpcnrejmxt3">
+            <w:hyperlink w:history="1" r:id="rId2sd43co5cboa3dxjlmofg">
               <w:r>
                 <w:rPr>
                   <w:rFonts w:ascii="Arial" w:cs="Arial" w:eastAsia="Arial" w:hAnsi="Arial"/>
@@ -20376,7 +20376,7 @@
             <w:pPr>
               <w:spacing w:after="20" w:before="0"/>
             </w:pPr>
-            <w:hyperlink w:history="1" r:id="rIdpw9-i5_jzikzi41eh7b6e">
+            <w:hyperlink w:history="1" r:id="rIdw3xhkaw0l9yr8rgw6ktqg">
               <w:r>
                 <w:rPr>
                   <w:rFonts w:ascii="Arial" w:cs="Arial" w:eastAsia="Arial" w:hAnsi="Arial"/>
@@ -20425,7 +20425,7 @@
               <w:spacing w:after="10" w:before="0"/>
               <w:ind w:left="120"/>
             </w:pPr>
-            <w:hyperlink w:history="1" r:id="rIdodjbpeb738w_x4v30yyel">
+            <w:hyperlink w:history="1" r:id="rIdjgu6uuxbtmy3ibgosqbf6">
               <w:r>
                 <w:rPr>
                   <w:rFonts w:ascii="Arial" w:cs="Arial" w:eastAsia="Arial" w:hAnsi="Arial"/>
@@ -20930,7 +20930,7 @@
               </w:rPr>
               <w:t xml:space="preserve">The histogram shows that most gaps are short (14 of 20 are 300 m or shorter), while a few long gaps of 600 m to 1,100 m lie to the right. These long gaps pull the mean up to 400 m and sit in the long stretch G9-G14 near the school gate. So the officer's mean is true but incomplete</w:t>
             </w:r>
-            <w:del w:id="9029" w:author="Claude (AI) - proposed" w:date="2026-10-15T20:14:33Z">
+            <w:del w:id="9029" w:author="Claude (AI) - proposed" w:date="2026-10-18T00:28:07Z">
               <w:r>
                 <w:rPr>
                   <w:rFonts w:ascii="Arial" w:cs="Arial" w:eastAsia="Arial" w:hAnsi="Arial"/>
@@ -20945,7 +20945,7 @@
                 <w:delText xml:space="preserve">, and a graph shows where pedestrians are at risk</w:delText>
               </w:r>
             </w:del>
-            <w:ins w:id="9030" w:author="Claude (AI) - proposed" w:date="2026-10-15T20:14:33Z">
+            <w:ins w:id="9030" w:author="Claude (AI) - proposed" w:date="2026-10-18T00:28:07Z">
               <w:r>
                 <w:rPr>
                   <w:rFonts w:ascii="Arial" w:cs="Arial" w:eastAsia="Arial" w:hAnsi="Arial"/>
@@ -20993,7 +20993,7 @@
         </w:rPr>
         <w:t xml:space="preserve">© 2026 SeaVuria and ARES. Aligned with KICD objectives. Developed by SeaVuria; technical implementation by ARES (with AI assistance from Claude). Licensed under </w:t>
       </w:r>
-      <w:hyperlink w:history="1" r:id="rIdl9twan0q77abxubs6kikz">
+      <w:hyperlink w:history="1" r:id="rIdmhtmy4ifvbz4gupuqijqr">
         <w:r>
           <w:rPr>
             <w:rFonts w:ascii="Arial" w:cs="Arial" w:eastAsia="Arial" w:hAnsi="Arial"/>
@@ -21014,7 +21014,7 @@
         </w:rPr>
         <w:t xml:space="preserve"> (</w:t>
       </w:r>
-      <w:hyperlink w:history="1" r:id="rIdmb4n5dxuznemzqt_ykslx">
+      <w:hyperlink w:history="1" r:id="rIdj3vnsws7j7ks83pxbnkfp">
         <w:r>
           <w:rPr>
             <w:rFonts w:ascii="Arial" w:cs="Arial" w:eastAsia="Arial" w:hAnsi="Arial"/>
@@ -22054,7 +22054,7 @@
             <w:pPr>
               <w:spacing w:after="20" w:before="0"/>
             </w:pPr>
-            <w:hyperlink w:history="1" r:id="rIdtl5lth2ripanc3v4wvrrp">
+            <w:hyperlink w:history="1" r:id="rIde75bzkx167bj892izvvuw">
               <w:r>
                 <w:rPr>
                   <w:rFonts w:ascii="Arial" w:cs="Arial" w:eastAsia="Arial" w:hAnsi="Arial"/>
@@ -22087,7 +22087,7 @@
               <w:spacing w:after="10" w:before="0"/>
               <w:ind w:left="120"/>
             </w:pPr>
-            <w:hyperlink w:history="1" r:id="rId3gpqb62flhm1thggmi2iu">
+            <w:hyperlink w:history="1" r:id="rIds5qagxcx_vwxhj3xpuyui">
               <w:r>
                 <w:rPr>
                   <w:rFonts w:ascii="Arial" w:cs="Arial" w:eastAsia="Arial" w:hAnsi="Arial"/>
@@ -22132,7 +22132,7 @@
             <w:pPr>
               <w:spacing w:after="20" w:before="0"/>
             </w:pPr>
-            <w:hyperlink w:history="1" r:id="rIdvceu4_t3kobd-s7qpg99q">
+            <w:hyperlink w:history="1" r:id="rIdjfknrgyui_sfthasvprce">
               <w:r>
                 <w:rPr>
                   <w:rFonts w:ascii="Arial" w:cs="Arial" w:eastAsia="Arial" w:hAnsi="Arial"/>
@@ -22165,7 +22165,7 @@
               <w:spacing w:after="10" w:before="0"/>
               <w:ind w:left="120"/>
             </w:pPr>
-            <w:hyperlink w:history="1" r:id="rIdyt8tjmrnmo74ya9hfywy5">
+            <w:hyperlink w:history="1" r:id="rIdu8yvffzz9xnczgrkaqnom">
               <w:r>
                 <w:rPr>
                   <w:rFonts w:ascii="Arial" w:cs="Arial" w:eastAsia="Arial" w:hAnsi="Arial"/>
@@ -22365,7 +22365,7 @@
             <w:pPr>
               <w:spacing w:after="20" w:before="0"/>
             </w:pPr>
-            <w:hyperlink w:history="1" r:id="rIdwkmyqvnvzrqleckia9rpo">
+            <w:hyperlink w:history="1" r:id="rId3mfmsurmm0qqiogksurbq">
               <w:r>
                 <w:rPr>
                   <w:rFonts w:ascii="Arial" w:cs="Arial" w:eastAsia="Arial" w:hAnsi="Arial"/>
@@ -22398,7 +22398,7 @@
               <w:spacing w:after="10" w:before="0"/>
               <w:ind w:left="120"/>
             </w:pPr>
-            <w:hyperlink w:history="1" r:id="rIdijjnjdcyxrmyd48xaqtjy">
+            <w:hyperlink w:history="1" r:id="rIdisdjphx93gdrqmt-lwmzs">
               <w:r>
                 <w:rPr>
                   <w:rFonts w:ascii="Arial" w:cs="Arial" w:eastAsia="Arial" w:hAnsi="Arial"/>
@@ -22443,7 +22443,7 @@
             <w:pPr>
               <w:spacing w:after="20" w:before="0"/>
             </w:pPr>
-            <w:hyperlink w:history="1" r:id="rIdznhihniyf_xpcl6cp7zy6">
+            <w:hyperlink w:history="1" r:id="rId0cskhlhfo6igqwtnwkn7v">
               <w:r>
                 <w:rPr>
                   <w:rFonts w:ascii="Arial" w:cs="Arial" w:eastAsia="Arial" w:hAnsi="Arial"/>
@@ -22476,7 +22476,7 @@
               <w:spacing w:after="10" w:before="0"/>
               <w:ind w:left="120"/>
             </w:pPr>
-            <w:hyperlink w:history="1" r:id="rIdxfy-dnvzh233-xpaow0gu">
+            <w:hyperlink w:history="1" r:id="rIdwlvpwichtfy99vttakya0">
               <w:r>
                 <w:rPr>
                   <w:rFonts w:ascii="Arial" w:cs="Arial" w:eastAsia="Arial" w:hAnsi="Arial"/>
@@ -22676,7 +22676,7 @@
             <w:pPr>
               <w:spacing w:after="20" w:before="0"/>
             </w:pPr>
-            <w:hyperlink w:history="1" r:id="rIdg-swh1jjwv8ob7quay2sj">
+            <w:hyperlink w:history="1" r:id="rIduc6ebj8m8817tq3k0ibzq">
               <w:r>
                 <w:rPr>
                   <w:rFonts w:ascii="Arial" w:cs="Arial" w:eastAsia="Arial" w:hAnsi="Arial"/>
@@ -22709,7 +22709,7 @@
               <w:spacing w:after="10" w:before="0"/>
               <w:ind w:left="120"/>
             </w:pPr>
-            <w:hyperlink w:history="1" r:id="rIdwbfoplguqainaxaxqjzci">
+            <w:hyperlink w:history="1" r:id="rIdfkrqq49ohmtpretidoqyy">
               <w:r>
                 <w:rPr>
                   <w:rFonts w:ascii="Arial" w:cs="Arial" w:eastAsia="Arial" w:hAnsi="Arial"/>
@@ -22754,7 +22754,7 @@
             <w:pPr>
               <w:spacing w:after="20" w:before="0"/>
             </w:pPr>
-            <w:hyperlink w:history="1" r:id="rId0kxuvedfv0w0syje8_kv9">
+            <w:hyperlink w:history="1" r:id="rIdqzjuybec_dklt-vq_h0vg">
               <w:r>
                 <w:rPr>
                   <w:rFonts w:ascii="Arial" w:cs="Arial" w:eastAsia="Arial" w:hAnsi="Arial"/>
@@ -22787,7 +22787,7 @@
               <w:spacing w:after="10" w:before="0"/>
               <w:ind w:left="120"/>
             </w:pPr>
-            <w:hyperlink w:history="1" r:id="rId023mgwsmonk0nyubu-ej6">
+            <w:hyperlink w:history="1" r:id="rIdg6erhxi9epjoa8tewtmwa">
               <w:r>
                 <w:rPr>
                   <w:rFonts w:ascii="Arial" w:cs="Arial" w:eastAsia="Arial" w:hAnsi="Arial"/>
@@ -22865,7 +22865,7 @@
               </w:rPr>
               <w:t xml:space="preserve">Say: 'Put the two polygons next to each other. Silently look for 1 minute and write down 2 differences and 1 similarity.' WAIT TIME 10-15 seconds after each question. Ask: 'Both roads have the same modal class, 200 to &lt;400. What is different?' Cold-call 5 groups and push for evidence: 'Which points on the graph show that?' Ask: 'Thika Road and Mombasa Road have similar means, 440 m and 380 m. If you were a pedestrian, would you feel equally safe on both? Use the polygons to argue.' Take 2 competing arguments before revealing a view. Press: '</w:t>
             </w:r>
-            <w:del w:id="9031" w:author="Claude (AI) - proposed" w:date="2026-10-15T20:14:33Z">
+            <w:del w:id="9031" w:author="Claude (AI) - proposed" w:date="2026-10-18T00:28:07Z">
               <w:r>
                 <w:rPr>
                   <w:rFonts w:ascii="Arial" w:cs="Arial" w:eastAsia="Arial" w:hAnsi="Arial"/>
@@ -22880,7 +22880,7 @@
                 <w:delText xml:space="preserve">Where on the Thika Road polygon is</w:delText>
               </w:r>
             </w:del>
-            <w:ins w:id="9032" w:author="Claude (AI) - proposed" w:date="2026-10-15T20:14:33Z">
+            <w:ins w:id="9032" w:author="Claude (AI) - proposed" w:date="2026-10-18T00:28:07Z">
               <w:r>
                 <w:rPr>
                   <w:rFonts w:ascii="Arial" w:cs="Arial" w:eastAsia="Arial" w:hAnsi="Arial"/>
@@ -22908,7 +22908,7 @@
               </w:rPr>
               <w:t xml:space="preserve"> the school gate </w:t>
             </w:r>
-            <w:del w:id="9033" w:author="Claude (AI) - proposed" w:date="2026-10-15T20:14:33Z">
+            <w:del w:id="9033" w:author="Claude (AI) - proposed" w:date="2026-10-18T00:28:07Z">
               <w:r>
                 <w:rPr>
                   <w:rFonts w:ascii="Arial" w:cs="Arial" w:eastAsia="Arial" w:hAnsi="Arial"/>
@@ -22923,7 +22923,7 @@
                 <w:delText xml:space="preserve">stretch?' (the</w:delText>
               </w:r>
             </w:del>
-            <w:ins w:id="9034" w:author="Claude (AI) - proposed" w:date="2026-10-15T20:14:33Z">
+            <w:ins w:id="9034" w:author="Claude (AI) - proposed" w:date="2026-10-18T00:28:07Z">
               <w:r>
                 <w:rPr>
                   <w:rFonts w:ascii="Arial" w:cs="Arial" w:eastAsia="Arial" w:hAnsi="Arial"/>
@@ -22951,7 +22951,7 @@
               </w:rPr>
               <w:t xml:space="preserve"> right-hand part</w:t>
             </w:r>
-            <w:del w:id="9035" w:author="Claude (AI) - proposed" w:date="2026-10-15T20:14:33Z">
+            <w:del w:id="9035" w:author="Claude (AI) - proposed" w:date="2026-10-18T00:28:07Z">
               <w:r>
                 <w:rPr>
                   <w:rFonts w:ascii="Arial" w:cs="Arial" w:eastAsia="Arial" w:hAnsi="Arial"/>
@@ -22966,7 +22966,7 @@
                 <w:delText xml:space="preserve">, from </w:delText>
               </w:r>
             </w:del>
-            <w:ins w:id="9036" w:author="Claude (AI) - proposed" w:date="2026-10-15T20:14:33Z">
+            <w:ins w:id="9036" w:author="Claude (AI) - proposed" w:date="2026-10-18T00:28:07Z">
               <w:r>
                 <w:rPr>
                   <w:rFonts w:ascii="Arial" w:cs="Arial" w:eastAsia="Arial" w:hAnsi="Arial"/>
@@ -22994,7 +22994,7 @@
               </w:rPr>
               <w:t xml:space="preserve">600 m upwards)</w:t>
             </w:r>
-            <w:ins w:id="9037" w:author="Claude (AI) - proposed" w:date="2026-10-15T20:14:33Z">
+            <w:ins w:id="9037" w:author="Claude (AI) - proposed" w:date="2026-10-18T00:28:07Z">
               <w:r>
                 <w:rPr>
                   <w:rFonts w:ascii="Arial" w:cs="Arial" w:eastAsia="Arial" w:hAnsi="Arial"/>
@@ -23144,7 +23144,7 @@
             <w:pPr>
               <w:spacing w:after="20" w:before="0"/>
             </w:pPr>
-            <w:hyperlink w:history="1" r:id="rIdowrhrz6434rlfdskizga0">
+            <w:hyperlink w:history="1" r:id="rIdwz9c3ehwtjgklkxbyxhyw">
               <w:r>
                 <w:rPr>
                   <w:rFonts w:ascii="Arial" w:cs="Arial" w:eastAsia="Arial" w:hAnsi="Arial"/>
@@ -23177,7 +23177,7 @@
               <w:spacing w:after="10" w:before="0"/>
               <w:ind w:left="120"/>
             </w:pPr>
-            <w:hyperlink w:history="1" r:id="rIdyh9lqd9iucn14xkecdnzl">
+            <w:hyperlink w:history="1" r:id="rIdkh-9pbeifvzwszt8pr-hb">
               <w:r>
                 <w:rPr>
                   <w:rFonts w:ascii="Arial" w:cs="Arial" w:eastAsia="Arial" w:hAnsi="Arial"/>
@@ -23222,7 +23222,7 @@
             <w:pPr>
               <w:spacing w:after="20" w:before="0"/>
             </w:pPr>
-            <w:hyperlink w:history="1" r:id="rId-kyp54ly5ddxbny17sxlp">
+            <w:hyperlink w:history="1" r:id="rIdt0fdbvczlrfshvlwp6sbe">
               <w:r>
                 <w:rPr>
                   <w:rFonts w:ascii="Arial" w:cs="Arial" w:eastAsia="Arial" w:hAnsi="Arial"/>
@@ -23255,7 +23255,7 @@
               <w:spacing w:after="10" w:before="0"/>
               <w:ind w:left="120"/>
             </w:pPr>
-            <w:hyperlink w:history="1" r:id="rIdszexhgze65yjcx67ei2rb">
+            <w:hyperlink w:history="1" r:id="rId2entwbmfssdlqw8uyo3jf">
               <w:r>
                 <w:rPr>
                   <w:rFonts w:ascii="Arial" w:cs="Arial" w:eastAsia="Arial" w:hAnsi="Arial"/>
@@ -23455,7 +23455,7 @@
             <w:pPr>
               <w:spacing w:after="20" w:before="0"/>
             </w:pPr>
-            <w:hyperlink w:history="1" r:id="rIdnkjsr_gp27szybn-xk_xi">
+            <w:hyperlink w:history="1" r:id="rId1vn584axjd6qazagn9xvv">
               <w:r>
                 <w:rPr>
                   <w:rFonts w:ascii="Arial" w:cs="Arial" w:eastAsia="Arial" w:hAnsi="Arial"/>
@@ -23488,7 +23488,7 @@
               <w:spacing w:after="10" w:before="0"/>
               <w:ind w:left="120"/>
             </w:pPr>
-            <w:hyperlink w:history="1" r:id="rIdfxsoqkddt-aw-cnizj5s_">
+            <w:hyperlink w:history="1" r:id="rId-80_avmbait4iky0rxcma">
               <w:r>
                 <w:rPr>
                   <w:rFonts w:ascii="Arial" w:cs="Arial" w:eastAsia="Arial" w:hAnsi="Arial"/>
@@ -23533,7 +23533,7 @@
             <w:pPr>
               <w:spacing w:after="20" w:before="0"/>
             </w:pPr>
-            <w:hyperlink w:history="1" r:id="rIdnku_ess_1j27xt-tk1hwr">
+            <w:hyperlink w:history="1" r:id="rId1xncrfy-kpwrsokwox_g8">
               <w:r>
                 <w:rPr>
                   <w:rFonts w:ascii="Arial" w:cs="Arial" w:eastAsia="Arial" w:hAnsi="Arial"/>
@@ -23566,7 +23566,7 @@
               <w:spacing w:after="10" w:before="0"/>
               <w:ind w:left="120"/>
             </w:pPr>
-            <w:hyperlink w:history="1" r:id="rIdnarn1guqsm8zanm6meh4_">
+            <w:hyperlink w:history="1" r:id="rIdpm3t0yaaevka08n8kbwbv">
               <w:r>
                 <w:rPr>
                   <w:rFonts w:ascii="Arial" w:cs="Arial" w:eastAsia="Arial" w:hAnsi="Arial"/>
@@ -24091,7 +24091,7 @@
         </w:rPr>
         <w:t xml:space="preserve">© 2026 SeaVuria and ARES. Aligned with KICD objectives. Developed by SeaVuria; technical implementation by ARES (with AI assistance from Claude). Licensed under </w:t>
       </w:r>
-      <w:hyperlink w:history="1" r:id="rIdhekghygdzc5fzocserl4r">
+      <w:hyperlink w:history="1" r:id="rIduex_vy1bfr2_n_bbhzlay">
         <w:r>
           <w:rPr>
             <w:rFonts w:ascii="Arial" w:cs="Arial" w:eastAsia="Arial" w:hAnsi="Arial"/>
@@ -24112,7 +24112,7 @@
         </w:rPr>
         <w:t xml:space="preserve"> (</w:t>
       </w:r>
-      <w:hyperlink w:history="1" r:id="rIds2hdxwkyklpecs_xpeajv">
+      <w:hyperlink w:history="1" r:id="rIdwfvuols73c2st_grwd9k0">
         <w:r>
           <w:rPr>
             <w:rFonts w:ascii="Arial" w:cs="Arial" w:eastAsia="Arial" w:hAnsi="Arial"/>
@@ -24429,7 +24429,7 @@
               </w:rPr>
               <w:t xml:space="preserve">By the end of the lesson the learner should be able to: (e) interpret data from histograms and frequency polygons; (f) promote data collection, organisation and </w:t>
             </w:r>
-            <w:del w:id="9038" w:author="Claude (AI) - proposed" w:date="2026-10-15T20:14:33Z">
+            <w:del w:id="9038" w:author="Claude (AI) - proposed" w:date="2026-10-18T00:28:07Z">
               <w:r>
                 <w:rPr>
                   <w:rFonts w:ascii="Arial" w:cs="Arial" w:eastAsia="Arial" w:hAnsi="Arial"/>
@@ -24444,7 +24444,7 @@
                 <w:delText xml:space="preserve">use</w:delText>
               </w:r>
             </w:del>
-            <w:ins w:id="9039" w:author="Claude (AI) - proposed" w:date="2026-10-15T20:14:33Z">
+            <w:ins w:id="9039" w:author="Claude (AI) - proposed" w:date="2026-10-18T00:28:07Z">
               <w:r>
                 <w:rPr>
                   <w:rFonts w:ascii="Arial" w:cs="Arial" w:eastAsia="Arial" w:hAnsi="Arial"/>
@@ -25195,7 +25195,7 @@
             <w:pPr>
               <w:spacing w:after="20" w:before="0"/>
             </w:pPr>
-            <w:hyperlink w:history="1" r:id="rIdzpdfx2aagpev-n35_0ykw">
+            <w:hyperlink w:history="1" r:id="rIdl_e8izyy3lowpslbcbcse">
               <w:r>
                 <w:rPr>
                   <w:rFonts w:ascii="Arial" w:cs="Arial" w:eastAsia="Arial" w:hAnsi="Arial"/>
@@ -25228,7 +25228,7 @@
               <w:spacing w:after="10" w:before="0"/>
               <w:ind w:left="120"/>
             </w:pPr>
-            <w:hyperlink w:history="1" r:id="rIdzkpa8ochplh-_k878iyb8">
+            <w:hyperlink w:history="1" r:id="rIdcevgjpfwusehwrva1kxii">
               <w:r>
                 <w:rPr>
                   <w:rFonts w:ascii="Arial" w:cs="Arial" w:eastAsia="Arial" w:hAnsi="Arial"/>
@@ -25273,7 +25273,7 @@
             <w:pPr>
               <w:spacing w:after="20" w:before="0"/>
             </w:pPr>
-            <w:hyperlink w:history="1" r:id="rIdzfaekavv8cnacr_i5kexk">
+            <w:hyperlink w:history="1" r:id="rIdnwukcttn3orazvaowtx_a">
               <w:r>
                 <w:rPr>
                   <w:rFonts w:ascii="Arial" w:cs="Arial" w:eastAsia="Arial" w:hAnsi="Arial"/>
@@ -25306,7 +25306,7 @@
               <w:spacing w:after="10" w:before="0"/>
               <w:ind w:left="120"/>
             </w:pPr>
-            <w:hyperlink w:history="1" r:id="rIdau0_enrqnqwijjvekkrqj">
+            <w:hyperlink w:history="1" r:id="rIdacvwkeaiuunov2omirvqa">
               <w:r>
                 <w:rPr>
                   <w:rFonts w:ascii="Arial" w:cs="Arial" w:eastAsia="Arial" w:hAnsi="Arial"/>
@@ -25506,7 +25506,7 @@
             <w:pPr>
               <w:spacing w:after="20" w:before="0"/>
             </w:pPr>
-            <w:hyperlink w:history="1" r:id="rIdl7ire5pe50_s3f5k8affe">
+            <w:hyperlink w:history="1" r:id="rId-393yosk6dwftr8nkw0ti">
               <w:r>
                 <w:rPr>
                   <w:rFonts w:ascii="Arial" w:cs="Arial" w:eastAsia="Arial" w:hAnsi="Arial"/>
@@ -25539,7 +25539,7 @@
               <w:spacing w:after="10" w:before="0"/>
               <w:ind w:left="120"/>
             </w:pPr>
-            <w:hyperlink w:history="1" r:id="rIdxfm2qk1icymhbvqovr6ib">
+            <w:hyperlink w:history="1" r:id="rId70xpsivwgjererr-haepb">
               <w:r>
                 <w:rPr>
                   <w:rFonts w:ascii="Arial" w:cs="Arial" w:eastAsia="Arial" w:hAnsi="Arial"/>
@@ -25584,7 +25584,7 @@
             <w:pPr>
               <w:spacing w:after="20" w:before="0"/>
             </w:pPr>
-            <w:hyperlink w:history="1" r:id="rIdvvzp23plufptipty_7xwy">
+            <w:hyperlink w:history="1" r:id="rIds7zt9kupm4somkfuzmpcv">
               <w:r>
                 <w:rPr>
                   <w:rFonts w:ascii="Arial" w:cs="Arial" w:eastAsia="Arial" w:hAnsi="Arial"/>
@@ -25617,7 +25617,7 @@
               <w:spacing w:after="10" w:before="0"/>
               <w:ind w:left="120"/>
             </w:pPr>
-            <w:hyperlink w:history="1" r:id="rIdo5jqt6qxnfy8usfrzwuo9">
+            <w:hyperlink w:history="1" r:id="rIdygrpao1u3va5apfditihp">
               <w:r>
                 <w:rPr>
                   <w:rFonts w:ascii="Arial" w:cs="Arial" w:eastAsia="Arial" w:hAnsi="Arial"/>
@@ -25817,7 +25817,7 @@
             <w:pPr>
               <w:spacing w:after="20" w:before="0"/>
             </w:pPr>
-            <w:hyperlink w:history="1" r:id="rId3ayplfuffytlpchsjkosg">
+            <w:hyperlink w:history="1" r:id="rIdn5il5agcg6dmeqctmk6v-">
               <w:r>
                 <w:rPr>
                   <w:rFonts w:ascii="Arial" w:cs="Arial" w:eastAsia="Arial" w:hAnsi="Arial"/>
@@ -25850,7 +25850,7 @@
               <w:spacing w:after="10" w:before="0"/>
               <w:ind w:left="120"/>
             </w:pPr>
-            <w:hyperlink w:history="1" r:id="rId_kf5bgyoffrazclwyx4xs">
+            <w:hyperlink w:history="1" r:id="rIdlluyirpatfteomxrheg1c">
               <w:r>
                 <w:rPr>
                   <w:rFonts w:ascii="Arial" w:cs="Arial" w:eastAsia="Arial" w:hAnsi="Arial"/>
@@ -25895,7 +25895,7 @@
             <w:pPr>
               <w:spacing w:after="20" w:before="0"/>
             </w:pPr>
-            <w:hyperlink w:history="1" r:id="rIdj4pt4kutr1x_fn0_w3ums">
+            <w:hyperlink w:history="1" r:id="rIds-vhctdzdcshv0etzhox-">
               <w:r>
                 <w:rPr>
                   <w:rFonts w:ascii="Arial" w:cs="Arial" w:eastAsia="Arial" w:hAnsi="Arial"/>
@@ -25928,7 +25928,7 @@
               <w:spacing w:after="10" w:before="0"/>
               <w:ind w:left="120"/>
             </w:pPr>
-            <w:hyperlink w:history="1" r:id="rIdxhwtpxvcga1tr-5z19ak0">
+            <w:hyperlink w:history="1" r:id="rIdxw4bn-ynpgzube6iuwf7p">
               <w:r>
                 <w:rPr>
                   <w:rFonts w:ascii="Arial" w:cs="Arial" w:eastAsia="Arial" w:hAnsi="Arial"/>
@@ -25973,7 +25973,7 @@
               </w:rPr>
               <w:t xml:space="preserve">Groups write the Final Explanation on a chart using Claim-Evidence-Reasoning. Claim: the officer's mean of 400 m is true but incomplete, because it hides where the risk is. Evidence: at least four pieces from the data (for example 14 of 20 gaps are 300 m or shorter; median 250 m and mode 200 m versus mean 400 m; G9-G14 is 5,250 m, 65.6% of the road, with 140 of 182 pedestrians (77%) and 9 of 12 near-misses (75%); the histogram shows a tail of very long gaps; the Mombasa Road polygon has no gap of 1000 m or more). Reasoning: a few very long gaps pull the mean above the median, so one average cannot show where pedestrians are at risk; median, mode, grouped tables, histograms and polygons </w:t>
             </w:r>
-            <w:del w:id="9040" w:author="Claude (AI) - proposed" w:date="2026-10-15T20:14:33Z">
+            <w:del w:id="9040" w:author="Claude (AI) - proposed" w:date="2026-10-18T00:28:07Z">
               <w:r>
                 <w:rPr>
                   <w:rFonts w:ascii="Arial" w:cs="Arial" w:eastAsia="Arial" w:hAnsi="Arial"/>
@@ -25988,7 +25988,7 @@
                 <w:delText xml:space="preserve">together reveal the danger</w:delText>
               </w:r>
             </w:del>
-            <w:ins w:id="9041" w:author="Claude (AI) - proposed" w:date="2026-10-15T20:14:33Z">
+            <w:ins w:id="9041" w:author="Claude (AI) - proposed" w:date="2026-10-18T00:28:07Z">
               <w:r>
                 <w:rPr>
                   <w:rFonts w:ascii="Arial" w:cs="Arial" w:eastAsia="Arial" w:hAnsi="Arial"/>
@@ -26171,7 +26171,7 @@
             <w:pPr>
               <w:spacing w:after="20" w:before="0"/>
             </w:pPr>
-            <w:hyperlink w:history="1" r:id="rIdbgiwvs2w3okb75a4b_nkv">
+            <w:hyperlink w:history="1" r:id="rIdhqm3ahhgirknqah_dwxvn">
               <w:r>
                 <w:rPr>
                   <w:rFonts w:ascii="Arial" w:cs="Arial" w:eastAsia="Arial" w:hAnsi="Arial"/>
@@ -26204,7 +26204,7 @@
               <w:spacing w:after="10" w:before="0"/>
               <w:ind w:left="120"/>
             </w:pPr>
-            <w:hyperlink w:history="1" r:id="rIdpjn-qphnweghvnd1znp8n">
+            <w:hyperlink w:history="1" r:id="rIdteh8f6zunuom_wdjgyilp">
               <w:r>
                 <w:rPr>
                   <w:rFonts w:ascii="Arial" w:cs="Arial" w:eastAsia="Arial" w:hAnsi="Arial"/>
@@ -26249,7 +26249,7 @@
             <w:pPr>
               <w:spacing w:after="20" w:before="0"/>
             </w:pPr>
-            <w:hyperlink w:history="1" r:id="rIdo7tgeqn6osxcw8i6ip6ks">
+            <w:hyperlink w:history="1" r:id="rId6ctehwguojmlhg0r6bs9r">
               <w:r>
                 <w:rPr>
                   <w:rFonts w:ascii="Arial" w:cs="Arial" w:eastAsia="Arial" w:hAnsi="Arial"/>
@@ -26282,7 +26282,7 @@
               <w:spacing w:after="10" w:before="0"/>
               <w:ind w:left="120"/>
             </w:pPr>
-            <w:hyperlink w:history="1" r:id="rIdq2gsyqe9020lyuh_muycg">
+            <w:hyperlink w:history="1" r:id="rIdweebdxphdo6xesovvzzsc">
               <w:r>
                 <w:rPr>
                   <w:rFonts w:ascii="Arial" w:cs="Arial" w:eastAsia="Arial" w:hAnsi="Arial"/>
@@ -26482,7 +26482,7 @@
             <w:pPr>
               <w:spacing w:after="20" w:before="0"/>
             </w:pPr>
-            <w:hyperlink w:history="1" r:id="rIdmvqcyl19doozveq8wksmp">
+            <w:hyperlink w:history="1" r:id="rIda2bfmpy8i0ojgjtc27myk">
               <w:r>
                 <w:rPr>
                   <w:rFonts w:ascii="Arial" w:cs="Arial" w:eastAsia="Arial" w:hAnsi="Arial"/>
@@ -26515,7 +26515,7 @@
               <w:spacing w:after="10" w:before="0"/>
               <w:ind w:left="120"/>
             </w:pPr>
-            <w:hyperlink w:history="1" r:id="rId-bhmxpvlca_bvtp5fedzm">
+            <w:hyperlink w:history="1" r:id="rId5bv6nedkd6lqjapegf29w">
               <w:r>
                 <w:rPr>
                   <w:rFonts w:ascii="Arial" w:cs="Arial" w:eastAsia="Arial" w:hAnsi="Arial"/>
@@ -26560,7 +26560,7 @@
             <w:pPr>
               <w:spacing w:after="20" w:before="0"/>
             </w:pPr>
-            <w:hyperlink w:history="1" r:id="rId6mtnsflu19aqk0ifhyupm">
+            <w:hyperlink w:history="1" r:id="rId2tearcfvwozveemssurtf">
               <w:r>
                 <w:rPr>
                   <w:rFonts w:ascii="Arial" w:cs="Arial" w:eastAsia="Arial" w:hAnsi="Arial"/>
@@ -26593,7 +26593,7 @@
               <w:spacing w:after="10" w:before="0"/>
               <w:ind w:left="120"/>
             </w:pPr>
-            <w:hyperlink w:history="1" r:id="rId0pjvoqjvo9gbfjwfzmd9x">
+            <w:hyperlink w:history="1" r:id="rIdneyervjhkndelrf3m4fw0">
               <w:r>
                 <w:rPr>
                   <w:rFonts w:ascii="Arial" w:cs="Arial" w:eastAsia="Arial" w:hAnsi="Arial"/>
@@ -26671,7 +26671,7 @@
               </w:rPr>
               <w:t xml:space="preserve">Hand each group their Lesson 1 model. Say: 'Place your first model next to your final model. What can you explain now that you could not before?' Circulate and prompt: 'Where is the school gate on your model? Why does it matter?' and 'How does your model show why the mean and median differ?' WAIT TIME: wait 10-15 seconds after each question before offering hints. Cold-call 3 groups to describe one change between models. Coach presentations: 'Speak to the audience, not to the chart. Use plain words such as middle value and most common.' Remind them to be respectful: 'Ms Abdi is right about the average; we are adding to it.' Choose one group, or a mixed group, to deliver a full presentation to the guests, and have the rest provide feedback using the rubric. Close with a reflection: 'What is one decision you would now make differently because of data?' Emphasise that the findings come from one morning and should be repeated, and that recommendations are for the community to consider.</w:t>
             </w:r>
-            <w:ins w:id="9042" w:author="Claude (AI) - proposed" w:date="2026-10-15T20:14:33Z">
+            <w:ins w:id="9042" w:author="Claude (AI) - proposed" w:date="2026-10-18T00:28:07Z">
               <w:r>
                 <w:rPr>
                   <w:rFonts w:ascii="Arial" w:cs="Arial" w:eastAsia="Arial" w:hAnsi="Arial"/>
@@ -27133,7 +27133,7 @@
         </w:rPr>
         <w:t xml:space="preserve">© 2026 SeaVuria and ARES. Aligned with KICD objectives. Developed by SeaVuria; technical implementation by ARES (with AI assistance from Claude). Licensed under </w:t>
       </w:r>
-      <w:hyperlink w:history="1" r:id="rIdya7tzut4eh18zcfrwzcgx">
+      <w:hyperlink w:history="1" r:id="rIdtew7tk5x0m__gxj6zsype">
         <w:r>
           <w:rPr>
             <w:rFonts w:ascii="Arial" w:cs="Arial" w:eastAsia="Arial" w:hAnsi="Arial"/>
@@ -27154,7 +27154,7 @@
         </w:rPr>
         <w:t xml:space="preserve"> (</w:t>
       </w:r>
-      <w:hyperlink w:history="1" r:id="rIdgaypm7urcjebsgkcmvlfx">
+      <w:hyperlink w:history="1" r:id="rIdl94zquisq-xrwpzne3hxu">
         <w:r>
           <w:rPr>
             <w:rFonts w:ascii="Arial" w:cs="Arial" w:eastAsia="Arial" w:hAnsi="Arial"/>
